--- a/downloads/teacher/05 Materials/Unit 04/Slides/Slides 04.10 - Reading and Drawing a Floor Plan to Scale and Design Vocabulary Check.docx
+++ b/downloads/teacher/05 Materials/Unit 04/Slides/Slides 04.10 - Reading and Drawing a Floor Plan to Scale and Design Vocabulary Check.docx
@@ -19,191 +19,1258 @@
       <w:r>
         <w:t xml:space="preserve">Slide outline for Lesson 4.10. Day 1 has thirteen slides; Day 2 has ten. Keep the two conversions on the board through Lesson 4.14: 12 feet is 12 squares, and 36 inches is 3 feet is 3 squares.</w:t>
       </w:r>
-      <w:r>
-        <w:t xml:space="preserve"> </w:t>
-      </w:r>
-      <w:r>
-        <w:rPr>
-          <w:rStyle w:val="TeacherNote"/>
-        </w:rPr>
-        <w:t xml:space="preserve">[Sal: the lesson file names this deck</w:t>
-      </w:r>
-      <w:r>
-        <w:rPr>
-          <w:rStyle w:val="TeacherNote"/>
-        </w:rPr>
-        <w:t xml:space="preserve"> </w:t>
-      </w:r>
-      <w:r>
-        <w:rPr>
-          <w:rStyle w:val="TeacherNote"/>
-        </w:rPr>
+    </w:p>
+    <w:p>
+      <w:pPr>
+        <w:pStyle w:val="Heading1"/>
+      </w:pPr>
+      <w:bookmarkStart w:id="21" w:name="day-1"/>
+      <w:r>
+        <w:t xml:space="preserve">Day 1</w:t>
+      </w:r>
+      <w:bookmarkEnd w:id="21"/>
+    </w:p>
+    <w:p>
+      <w:pPr>
+        <w:pStyle w:val="Heading2"/>
+      </w:pPr>
+      <w:bookmarkStart w:id="22" w:name="slide-1-do-now"/>
+      <w:r>
+        <w:t xml:space="preserve">Slide 1: Do now</w:t>
+      </w:r>
+      <w:bookmarkEnd w:id="22"/>
+    </w:p>
+    <w:p>
+      <w:pPr>
+        <w:numPr>
+          <w:ilvl w:val="0"/>
+          <w:numId w:val="1001"/>
+        </w:numPr>
+        <w:pStyle w:val="Compact"/>
+      </w:pPr>
+      <w:r>
+        <w:t xml:space="preserve">Draw this room the way a bird would see it, looking straight down</w:t>
+      </w:r>
+    </w:p>
+    <w:p>
+      <w:pPr>
+        <w:numPr>
+          <w:ilvl w:val="0"/>
+          <w:numId w:val="1001"/>
+        </w:numPr>
+        <w:pStyle w:val="Compact"/>
+      </w:pPr>
+      <w:r>
+        <w:t xml:space="preserve">Put in the door, the windows, and the teacher’s desk</w:t>
+      </w:r>
+    </w:p>
+    <w:p>
+      <w:pPr>
+        <w:numPr>
+          <w:ilvl w:val="0"/>
+          <w:numId w:val="1001"/>
+        </w:numPr>
+        <w:pStyle w:val="Compact"/>
+      </w:pPr>
+      <w:r>
+        <w:t xml:space="preserve">Two minutes. Do not worry about size yet.</w:t>
+      </w:r>
+    </w:p>
+    <w:p>
+      <w:pPr>
+        <w:numPr>
+          <w:ilvl w:val="0"/>
+          <w:numId w:val="1001"/>
+        </w:numPr>
+        <w:pStyle w:val="Compact"/>
+      </w:pPr>
+      <w:r>
+        <w:t xml:space="preserve">Then hold it up</w:t>
+      </w:r>
+      <w:r>
+        <w:t xml:space="preserve"> </w:t>
+      </w:r>
+      <w:r>
+        <w:t xml:space="preserve">Notes: Sketch 1 of the stack of eleven. This is the pre-assessment: look for who draws from above and who draws a bed you can see the pillow on.</w:t>
+      </w:r>
+    </w:p>
+    <w:p>
+      <w:pPr>
+        <w:pStyle w:val="Heading2"/>
+      </w:pPr>
+      <w:bookmarkStart w:id="23" w:name="slide-2-two-good-drawings"/>
+      <w:r>
+        <w:t xml:space="preserve">Slide 2: Two good drawings</w:t>
+      </w:r>
+      <w:bookmarkEnd w:id="23"/>
+    </w:p>
+    <w:p>
+      <w:pPr>
+        <w:numPr>
+          <w:ilvl w:val="0"/>
+          <w:numId w:val="1002"/>
+        </w:numPr>
+        <w:pStyle w:val="Compact"/>
+      </w:pPr>
+      <w:r>
+        <w:t xml:space="preserve">Both of these are good drawings</w:t>
+      </w:r>
+    </w:p>
+    <w:p>
+      <w:pPr>
+        <w:numPr>
+          <w:ilvl w:val="0"/>
+          <w:numId w:val="1002"/>
+        </w:numPr>
+        <w:pStyle w:val="Compact"/>
+      </w:pPr>
+      <w:r>
+        <w:t xml:space="preserve">Only one of them can prove a bed fits</w:t>
+      </w:r>
+    </w:p>
+    <w:p>
+      <w:pPr>
+        <w:numPr>
+          <w:ilvl w:val="0"/>
+          <w:numId w:val="1002"/>
+        </w:numPr>
+        <w:pStyle w:val="Compact"/>
+      </w:pPr>
+      <w:r>
+        <w:t xml:space="preserve">Architects, designers, firefighters, and the people who moved your family’s couch all use the one drawn from above</w:t>
+      </w:r>
+      <w:r>
+        <w:t xml:space="preserve"> </w:t>
+      </w:r>
+      <w:r>
+        <w:t xml:space="preserve">Image: two student-style drawings side by side under a document camera, one from above and one from a person’s eye height.</w:t>
+      </w:r>
+      <w:r>
+        <w:t xml:space="preserve"> </w:t>
+      </w:r>
+      <w:r>
+        <w:t xml:space="preserve">Notes: Then hold up the real floor plan.</w:t>
+      </w:r>
+      <w:r>
+        <w:t xml:space="preserve"> </w:t>
+      </w:r>
+      <w:r>
         <w:t xml:space="preserve">“</w:t>
       </w:r>
       <w:r>
-        <w:rPr>
-          <w:rStyle w:val="TeacherNote"/>
-        </w:rPr>
-        <w:t xml:space="preserve">Slides 04.10 - Reading and Drawing a Floor Plan to Scale.</w:t>
-      </w:r>
-      <w:r>
-        <w:rPr>
-          <w:rStyle w:val="TeacherNote"/>
-        </w:rPr>
+        <w:t xml:space="preserve">This is somebody’s actual apartment. By the end of today you will read it, and you will draw this room.</w:t>
+      </w:r>
+      <w:r>
         <w:t xml:space="preserve">”</w:t>
       </w:r>
       <w:r>
-        <w:rPr>
-          <w:rStyle w:val="TeacherNote"/>
-        </w:rPr>
-        <w:t xml:space="preserve"> </w:t>
-      </w:r>
-      <w:r>
-        <w:rPr>
-          <w:rStyle w:val="TeacherNote"/>
-        </w:rPr>
-        <w:t xml:space="preserve">The file is saved under the longer name that matches the lesson’s own title, so the site links line up. Fix one or the other, not both.]</w:t>
+        <w:t xml:space="preserve"> </w:t>
+      </w:r>
+      <w:r>
+        <w:t xml:space="preserve">Hand vote: who has used a tape measure? Who has read a map’s scale bar in math or social studies?</w:t>
+      </w:r>
+    </w:p>
+    <w:p>
+      <w:pPr>
+        <w:pStyle w:val="Heading2"/>
+      </w:pPr>
+      <w:bookmarkStart w:id="24" w:name="slide-3-reading-and-drawing-a-floor-plan"/>
+      <w:r>
+        <w:t xml:space="preserve">Slide 3: Reading and Drawing a Floor Plan</w:t>
+      </w:r>
+      <w:bookmarkEnd w:id="24"/>
+    </w:p>
+    <w:p>
+      <w:pPr>
+        <w:numPr>
+          <w:ilvl w:val="0"/>
+          <w:numId w:val="1003"/>
+        </w:numPr>
+        <w:pStyle w:val="Compact"/>
+      </w:pPr>
+      <w:r>
+        <w:t xml:space="preserve">Lesson 4.10, Day 1 of 2</w:t>
+      </w:r>
+    </w:p>
+    <w:p>
+      <w:pPr>
+        <w:numPr>
+          <w:ilvl w:val="0"/>
+          <w:numId w:val="1003"/>
+        </w:numPr>
+        <w:pStyle w:val="Compact"/>
+      </w:pPr>
+      <w:r>
+        <w:t xml:space="preserve">Today: eleven symbols, the scale rule, and this room measured and drawn</w:t>
+      </w:r>
+    </w:p>
+    <w:p>
+      <w:pPr>
+        <w:numPr>
+          <w:ilvl w:val="0"/>
+          <w:numId w:val="1003"/>
+        </w:numPr>
+        <w:pStyle w:val="Compact"/>
+      </w:pPr>
+      <w:r>
+        <w:t xml:space="preserve">Tomorrow: your own bedroom, the daily sketch routine, and the Design Vocabulary Check</w:t>
+      </w:r>
+    </w:p>
+    <w:p>
+      <w:pPr>
+        <w:numPr>
+          <w:ilvl w:val="0"/>
+          <w:numId w:val="1003"/>
+        </w:numPr>
+        <w:pStyle w:val="Compact"/>
+      </w:pPr>
+      <w:r>
+        <w:t xml:space="preserve">Pencil only today. No pens.</w:t>
+      </w:r>
+      <w:r>
+        <w:t xml:space="preserve"> </w:t>
+      </w:r>
+      <w:r>
+        <w:t xml:space="preserve">Image: a clean floor plan of a small apartment with a legend down the side.</w:t>
+      </w:r>
+    </w:p>
+    <w:p>
+      <w:pPr>
+        <w:pStyle w:val="Heading2"/>
+      </w:pPr>
+      <w:bookmarkStart w:id="25" w:name="slide-4-walls-doors-windows"/>
+      <w:r>
+        <w:t xml:space="preserve">Slide 4: Walls, doors, windows</w:t>
+      </w:r>
+      <w:bookmarkEnd w:id="25"/>
+    </w:p>
+    <w:p>
+      <w:pPr>
+        <w:numPr>
+          <w:ilvl w:val="0"/>
+          <w:numId w:val="1004"/>
+        </w:numPr>
+        <w:pStyle w:val="Compact"/>
+      </w:pPr>
+      <w:r>
+        <w:t xml:space="preserve">Wall: two close parallel lines, filled in</w:t>
+      </w:r>
+    </w:p>
+    <w:p>
+      <w:pPr>
+        <w:numPr>
+          <w:ilvl w:val="0"/>
+          <w:numId w:val="1004"/>
+        </w:numPr>
+        <w:pStyle w:val="Compact"/>
+      </w:pPr>
+      <w:r>
+        <w:t xml:space="preserve">Door: a gap in the wall, a straight line for the panel, a quarter-circle arc for the swing</w:t>
+      </w:r>
+    </w:p>
+    <w:p>
+      <w:pPr>
+        <w:numPr>
+          <w:ilvl w:val="0"/>
+          <w:numId w:val="1004"/>
+        </w:numPr>
+        <w:pStyle w:val="Compact"/>
+      </w:pPr>
+      <w:r>
+        <w:t xml:space="preserve">Window: a break in the wall with two thin parallel lines across it</w:t>
+      </w:r>
+    </w:p>
+    <w:p>
+      <w:pPr>
+        <w:numPr>
+          <w:ilvl w:val="0"/>
+          <w:numId w:val="1004"/>
+        </w:numPr>
+        <w:pStyle w:val="Compact"/>
+      </w:pPr>
+      <w:r>
+        <w:t xml:space="preserve">The swing is not decoration. It says which way the door opens and what it hits.</w:t>
+      </w:r>
+      <w:r>
+        <w:t xml:space="preserve"> </w:t>
+      </w:r>
+      <w:r>
+        <w:t xml:space="preserve">Image: the three symbols drawn large and labeled.</w:t>
+      </w:r>
+      <w:r>
+        <w:t xml:space="preserve"> </w:t>
+      </w:r>
+      <w:r>
+        <w:t xml:space="preserve">Notes: Draw each one on the board as you say it. Students draw it once in the box on Part 1 of the handout.</w:t>
+      </w:r>
+    </w:p>
+    <w:p>
+      <w:pPr>
+        <w:pStyle w:val="Heading2"/>
+      </w:pPr>
+      <w:bookmarkStart w:id="26" w:name="slide-5-closet-and-stairs"/>
+      <w:r>
+        <w:t xml:space="preserve">Slide 5: Closet and stairs</w:t>
+      </w:r>
+      <w:bookmarkEnd w:id="26"/>
+    </w:p>
+    <w:p>
+      <w:pPr>
+        <w:numPr>
+          <w:ilvl w:val="0"/>
+          <w:numId w:val="1005"/>
+        </w:numPr>
+        <w:pStyle w:val="Compact"/>
+      </w:pPr>
+      <w:r>
+        <w:t xml:space="preserve">Closet: a small rectangle open to the room, with a line for its door or a dashed line for a curtain</w:t>
+      </w:r>
+    </w:p>
+    <w:p>
+      <w:pPr>
+        <w:numPr>
+          <w:ilvl w:val="0"/>
+          <w:numId w:val="1005"/>
+        </w:numPr>
+        <w:pStyle w:val="Compact"/>
+      </w:pPr>
+      <w:r>
+        <w:t xml:space="preserve">Stairs: a run of parallel lines with an arrow and the word UP</w:t>
+      </w:r>
+      <w:r>
+        <w:t xml:space="preserve"> </w:t>
+      </w:r>
+      <w:r>
+        <w:t xml:space="preserve">Image: both symbols drawn large and labeled.</w:t>
+      </w:r>
+    </w:p>
+    <w:p>
+      <w:pPr>
+        <w:pStyle w:val="Heading2"/>
+      </w:pPr>
+      <w:bookmarkStart w:id="27" w:name="slide-6-the-bathroom-symbols"/>
+      <w:r>
+        <w:t xml:space="preserve">Slide 6: The bathroom symbols</w:t>
+      </w:r>
+      <w:bookmarkEnd w:id="27"/>
+    </w:p>
+    <w:p>
+      <w:pPr>
+        <w:numPr>
+          <w:ilvl w:val="0"/>
+          <w:numId w:val="1006"/>
+        </w:numPr>
+        <w:pStyle w:val="Compact"/>
+      </w:pPr>
+      <w:r>
+        <w:t xml:space="preserve">Sink: a rectangle with a small circle for the drain</w:t>
+      </w:r>
+    </w:p>
+    <w:p>
+      <w:pPr>
+        <w:numPr>
+          <w:ilvl w:val="0"/>
+          <w:numId w:val="1006"/>
+        </w:numPr>
+        <w:pStyle w:val="Compact"/>
+      </w:pPr>
+      <w:r>
+        <w:t xml:space="preserve">Toilet: an oval on a small rectangle</w:t>
+      </w:r>
+    </w:p>
+    <w:p>
+      <w:pPr>
+        <w:numPr>
+          <w:ilvl w:val="0"/>
+          <w:numId w:val="1006"/>
+        </w:numPr>
+        <w:pStyle w:val="Compact"/>
+      </w:pPr>
+      <w:r>
+        <w:t xml:space="preserve">Tub: a long rectangle with one rounded end and a small circle</w:t>
+      </w:r>
+    </w:p>
+    <w:p>
+      <w:pPr>
+        <w:numPr>
+          <w:ilvl w:val="0"/>
+          <w:numId w:val="1006"/>
+        </w:numPr>
+        <w:pStyle w:val="Compact"/>
+      </w:pPr>
+      <w:r>
+        <w:t xml:space="preserve">These three are how you know a room is a bathroom with no label on it</w:t>
+      </w:r>
+      <w:r>
+        <w:t xml:space="preserve"> </w:t>
+      </w:r>
+      <w:r>
+        <w:t xml:space="preserve">Image: the three symbols drawn large, then the same three inside a small bathroom plan.</w:t>
+      </w:r>
+    </w:p>
+    <w:p>
+      <w:pPr>
+        <w:pStyle w:val="Heading2"/>
+      </w:pPr>
+      <w:bookmarkStart w:id="28" w:name="Xab01dea14a62eaad3ccc6e7e05b502c448f1a7d"/>
+      <w:r>
+        <w:t xml:space="preserve">Slide 7: The kitchen symbols, and the outlet</w:t>
+      </w:r>
+      <w:bookmarkEnd w:id="28"/>
+    </w:p>
+    <w:p>
+      <w:pPr>
+        <w:numPr>
+          <w:ilvl w:val="0"/>
+          <w:numId w:val="1007"/>
+        </w:numPr>
+        <w:pStyle w:val="Compact"/>
+      </w:pPr>
+      <w:r>
+        <w:t xml:space="preserve">Stove: a square with four small circles</w:t>
+      </w:r>
+    </w:p>
+    <w:p>
+      <w:pPr>
+        <w:numPr>
+          <w:ilvl w:val="0"/>
+          <w:numId w:val="1007"/>
+        </w:numPr>
+        <w:pStyle w:val="Compact"/>
+      </w:pPr>
+      <w:r>
+        <w:t xml:space="preserve">Refrigerator: a square with REF written in it</w:t>
+      </w:r>
+    </w:p>
+    <w:p>
+      <w:pPr>
+        <w:numPr>
+          <w:ilvl w:val="0"/>
+          <w:numId w:val="1007"/>
+        </w:numPr>
+        <w:pStyle w:val="Compact"/>
+      </w:pPr>
+      <w:r>
+        <w:t xml:space="preserve">Outlet: a short line on the wall with two dots</w:t>
+      </w:r>
+    </w:p>
+    <w:p>
+      <w:pPr>
+        <w:numPr>
+          <w:ilvl w:val="0"/>
+          <w:numId w:val="1007"/>
+        </w:numPr>
+        <w:pStyle w:val="Compact"/>
+      </w:pPr>
+      <w:r>
+        <w:t xml:space="preserve">Eleven symbols in all. They are the same eleven on every plan you will ever read.</w:t>
+      </w:r>
+      <w:r>
+        <w:t xml:space="preserve"> </w:t>
+      </w:r>
+      <w:r>
+        <w:t xml:space="preserve">Image: the three symbols drawn large, then a small kitchen plan using them.</w:t>
+      </w:r>
+    </w:p>
+    <w:p>
+      <w:pPr>
+        <w:pStyle w:val="Heading2"/>
+      </w:pPr>
+      <w:bookmarkStart w:id="29" w:name="slide-8-the-scale-rule"/>
+      <w:r>
+        <w:t xml:space="preserve">Slide 8: The scale rule</w:t>
+      </w:r>
+      <w:bookmarkEnd w:id="29"/>
+    </w:p>
+    <w:p>
+      <w:pPr>
+        <w:numPr>
+          <w:ilvl w:val="0"/>
+          <w:numId w:val="1008"/>
+        </w:numPr>
+        <w:pStyle w:val="Compact"/>
+      </w:pPr>
+      <w:r>
+        <w:t xml:space="preserve">1/4 inch on this paper equals 1 foot in the room</w:t>
+      </w:r>
+    </w:p>
+    <w:p>
+      <w:pPr>
+        <w:numPr>
+          <w:ilvl w:val="0"/>
+          <w:numId w:val="1008"/>
+        </w:numPr>
+        <w:pStyle w:val="Compact"/>
+      </w:pPr>
+      <w:r>
+        <w:t xml:space="preserve">Every square on your graph paper is a quarter inch, so one square is one foot</w:t>
+      </w:r>
+    </w:p>
+    <w:p>
+      <w:pPr>
+        <w:numPr>
+          <w:ilvl w:val="0"/>
+          <w:numId w:val="1008"/>
+        </w:numPr>
+        <w:pStyle w:val="Compact"/>
+      </w:pPr>
+      <w:r>
+        <w:t xml:space="preserve">That is the whole rule</w:t>
+      </w:r>
+    </w:p>
+    <w:p>
+      <w:pPr>
+        <w:numPr>
+          <w:ilvl w:val="0"/>
+          <w:numId w:val="1008"/>
+        </w:numPr>
+        <w:pStyle w:val="Compact"/>
+      </w:pPr>
+      <w:r>
+        <w:t xml:space="preserve">12 feet is 12 squares. 36 inches is 3 feet is 3 squares.</w:t>
+      </w:r>
+      <w:r>
+        <w:t xml:space="preserve"> </w:t>
+      </w:r>
+      <w:r>
+        <w:t xml:space="preserve">Image: a corner of quarter-inch graph paper with a 12-square wall drawn and labeled</w:t>
+      </w:r>
+      <w:r>
+        <w:t xml:space="preserve"> </w:t>
+      </w:r>
+      <w:r>
+        <w:t xml:space="preserve">“</w:t>
+      </w:r>
+      <w:r>
+        <w:t xml:space="preserve">12 feet.</w:t>
+      </w:r>
+      <w:r>
+        <w:t xml:space="preserve">”</w:t>
+      </w:r>
+      <w:r>
+        <w:t xml:space="preserve"> </w:t>
+      </w:r>
+      <w:r>
+        <w:t xml:space="preserve">Notes: Write both conversions on the board and leave them there for both days and for the rest of the unit.</w:t>
+      </w:r>
+    </w:p>
+    <w:p>
+      <w:pPr>
+        <w:pStyle w:val="Heading2"/>
+      </w:pPr>
+      <w:bookmarkStart w:id="30" w:name="slide-9-read-a-real-plan"/>
+      <w:r>
+        <w:t xml:space="preserve">Slide 9: Read a real plan</w:t>
+      </w:r>
+      <w:bookmarkEnd w:id="30"/>
+    </w:p>
+    <w:p>
+      <w:pPr>
+        <w:numPr>
+          <w:ilvl w:val="0"/>
+          <w:numId w:val="1009"/>
+        </w:numPr>
+        <w:pStyle w:val="Compact"/>
+      </w:pPr>
+      <w:r>
+        <w:t xml:space="preserve">Find the front door. Which way does it swing?</w:t>
+      </w:r>
+    </w:p>
+    <w:p>
+      <w:pPr>
+        <w:numPr>
+          <w:ilvl w:val="0"/>
+          <w:numId w:val="1009"/>
+        </w:numPr>
+        <w:pStyle w:val="Compact"/>
+      </w:pPr>
+      <w:r>
+        <w:t xml:space="preserve">Find a window</w:t>
+      </w:r>
+    </w:p>
+    <w:p>
+      <w:pPr>
+        <w:numPr>
+          <w:ilvl w:val="0"/>
+          <w:numId w:val="1009"/>
+        </w:numPr>
+        <w:pStyle w:val="Compact"/>
+      </w:pPr>
+      <w:r>
+        <w:t xml:space="preserve">Find the bathroom. How do you know?</w:t>
+      </w:r>
+    </w:p>
+    <w:p>
+      <w:pPr>
+        <w:numPr>
+          <w:ilvl w:val="0"/>
+          <w:numId w:val="1009"/>
+        </w:numPr>
+        <w:pStyle w:val="Compact"/>
+      </w:pPr>
+      <w:r>
+        <w:t xml:space="preserve">Find the kitchen. How do you know?</w:t>
+      </w:r>
+    </w:p>
+    <w:p>
+      <w:pPr>
+        <w:numPr>
+          <w:ilvl w:val="0"/>
+          <w:numId w:val="1009"/>
+        </w:numPr>
+        <w:pStyle w:val="Compact"/>
+      </w:pPr>
+      <w:r>
+        <w:t xml:space="preserve">Find a closet</w:t>
+      </w:r>
+      <w:r>
+        <w:t xml:space="preserve"> </w:t>
+      </w:r>
+      <w:r>
+        <w:t xml:space="preserve">Image: the large real floor plan with the address removed.</w:t>
+      </w:r>
+      <w:r>
+        <w:t xml:space="preserve"> </w:t>
+      </w:r>
+      <w:r>
+        <w:t xml:space="preserve">Notes: Students circle each item on the half-size copy. Then trace with a finger the path from the front door to the kitchen sink. Ask what the path passes through and what is in the way.</w:t>
+      </w:r>
+    </w:p>
+    <w:p>
+      <w:pPr>
+        <w:pStyle w:val="Heading2"/>
+      </w:pPr>
+      <w:bookmarkStart w:id="31" w:name="slide-10-zones-and-traffic-flow"/>
+      <w:r>
+        <w:t xml:space="preserve">Slide 10: Zones and traffic flow</w:t>
+      </w:r>
+      <w:bookmarkEnd w:id="31"/>
+    </w:p>
+    <w:p>
+      <w:pPr>
+        <w:numPr>
+          <w:ilvl w:val="0"/>
+          <w:numId w:val="1010"/>
+        </w:numPr>
+        <w:pStyle w:val="Compact"/>
+      </w:pPr>
+      <w:r>
+        <w:t xml:space="preserve">Four zones: sleep, work, store, move</w:t>
+      </w:r>
+    </w:p>
+    <w:p>
+      <w:pPr>
+        <w:numPr>
+          <w:ilvl w:val="0"/>
+          <w:numId w:val="1010"/>
+        </w:numPr>
+        <w:pStyle w:val="Compact"/>
+      </w:pPr>
+      <w:r>
+        <w:t xml:space="preserve">Traffic flow: the paths people actually walk through a room</w:t>
+      </w:r>
+    </w:p>
+    <w:p>
+      <w:pPr>
+        <w:numPr>
+          <w:ilvl w:val="0"/>
+          <w:numId w:val="1010"/>
+        </w:numPr>
+        <w:pStyle w:val="Compact"/>
+      </w:pPr>
+      <w:r>
+        <w:t xml:space="preserve">36 inches for any path a walker or a wheelchair uses, and for a front entry</w:t>
+      </w:r>
+    </w:p>
+    <w:p>
+      <w:pPr>
+        <w:numPr>
+          <w:ilvl w:val="0"/>
+          <w:numId w:val="1010"/>
+        </w:numPr>
+        <w:pStyle w:val="Compact"/>
+      </w:pPr>
+      <w:r>
+        <w:t xml:space="preserve">30 inches everywhere else</w:t>
+      </w:r>
+    </w:p>
+    <w:p>
+      <w:pPr>
+        <w:numPr>
+          <w:ilvl w:val="0"/>
+          <w:numId w:val="1010"/>
+        </w:numPr>
+        <w:pStyle w:val="Compact"/>
+      </w:pPr>
+      <w:r>
+        <w:t xml:space="preserve">Both numbers stay on the board for the rest of the unit</w:t>
+      </w:r>
+      <w:r>
+        <w:t xml:space="preserve"> </w:t>
+      </w:r>
+      <w:r>
+        <w:t xml:space="preserve">Notes: Label the four zones on the projected plan while students label their copies.</w:t>
+      </w:r>
+    </w:p>
+    <w:p>
+      <w:pPr>
+        <w:pStyle w:val="Heading2"/>
+      </w:pPr>
+      <w:bookmarkStart w:id="32" w:name="slide-11-measure-this-room"/>
+      <w:r>
+        <w:t xml:space="preserve">Slide 11: Measure this room</w:t>
+      </w:r>
+      <w:bookmarkEnd w:id="32"/>
+    </w:p>
+    <w:p>
+      <w:pPr>
+        <w:numPr>
+          <w:ilvl w:val="0"/>
+          <w:numId w:val="1011"/>
+        </w:numPr>
+        <w:pStyle w:val="Compact"/>
+      </w:pPr>
+      <w:r>
+        <w:t xml:space="preserve">Teams of four. One wall each, plus the door and the windows.</w:t>
+      </w:r>
+    </w:p>
+    <w:p>
+      <w:pPr>
+        <w:numPr>
+          <w:ilvl w:val="0"/>
+          <w:numId w:val="1011"/>
+        </w:numPr>
+        <w:pStyle w:val="Compact"/>
+      </w:pPr>
+      <w:r>
+        <w:t xml:space="preserve">Hook the tape at the corner. Read where the wall ends.</w:t>
+      </w:r>
+    </w:p>
+    <w:p>
+      <w:pPr>
+        <w:numPr>
+          <w:ilvl w:val="0"/>
+          <w:numId w:val="1011"/>
+        </w:numPr>
+        <w:pStyle w:val="Compact"/>
+      </w:pPr>
+      <w:r>
+        <w:t xml:space="preserve">Round to the nearest half foot: 9 feet 4 inches rounds to 9 feet 6 inches, so write 9.5</w:t>
+      </w:r>
+    </w:p>
+    <w:p>
+      <w:pPr>
+        <w:numPr>
+          <w:ilvl w:val="0"/>
+          <w:numId w:val="1011"/>
+        </w:numPr>
+        <w:pStyle w:val="Compact"/>
+      </w:pPr>
+      <w:r>
+        <w:t xml:space="preserve">Also measure: the door width, each window width, and the corner-to-door distance</w:t>
+      </w:r>
+    </w:p>
+    <w:p>
+      <w:pPr>
+        <w:numPr>
+          <w:ilvl w:val="0"/>
+          <w:numId w:val="1011"/>
+        </w:numPr>
+        <w:pStyle w:val="Compact"/>
+      </w:pPr>
+      <w:r>
+        <w:t xml:space="preserve">Every number goes in the record table. Seven minutes, then tapes down.</w:t>
+      </w:r>
+      <w:r>
+        <w:t xml:space="preserve"> </w:t>
+      </w:r>
+      <w:r>
+        <w:t xml:space="preserve">Image: a tape measure hooked on a wall corner with the reading circled.</w:t>
+      </w:r>
+      <w:r>
+        <w:t xml:space="preserve"> </w:t>
+      </w:r>
+      <w:r>
+        <w:t xml:space="preserve">Notes: Model the hook and the rounding once at the front before anyone stands up. Assign the walls by name. Circulate with your sticky note of the real numbers; a team more than a foot off is sent back to the wall, not corrected.</w:t>
+      </w:r>
+    </w:p>
+    <w:p>
+      <w:pPr>
+        <w:pStyle w:val="Heading2"/>
+      </w:pPr>
+      <w:bookmarkStart w:id="33" w:name="slide-12-now-draw-it"/>
+      <w:r>
+        <w:t xml:space="preserve">Slide 12: Now draw it</w:t>
+      </w:r>
+      <w:bookmarkEnd w:id="33"/>
+    </w:p>
+    <w:p>
+      <w:pPr>
+        <w:numPr>
+          <w:ilvl w:val="0"/>
+          <w:numId w:val="1012"/>
+        </w:numPr>
+        <w:pStyle w:val="Compact"/>
+      </w:pPr>
+      <w:r>
+        <w:t xml:space="preserve">Agree the four wall numbers as a class. They go on the board.</w:t>
+      </w:r>
+    </w:p>
+    <w:p>
+      <w:pPr>
+        <w:numPr>
+          <w:ilvl w:val="0"/>
+          <w:numId w:val="1012"/>
+        </w:numPr>
+        <w:pStyle w:val="Compact"/>
+      </w:pPr>
+      <w:r>
+        <w:t xml:space="preserve">Draw four walls to scale: one square is one foot</w:t>
+      </w:r>
+    </w:p>
+    <w:p>
+      <w:pPr>
+        <w:numPr>
+          <w:ilvl w:val="0"/>
+          <w:numId w:val="1012"/>
+        </w:numPr>
+        <w:pStyle w:val="Compact"/>
+      </w:pPr>
+      <w:r>
+        <w:t xml:space="preserve">Add the door with its swing and the windows in the right places</w:t>
+      </w:r>
+    </w:p>
+    <w:p>
+      <w:pPr>
+        <w:numPr>
+          <w:ilvl w:val="0"/>
+          <w:numId w:val="1012"/>
+        </w:numPr>
+        <w:pStyle w:val="Compact"/>
+      </w:pPr>
+      <w:r>
+        <w:t xml:space="preserve">Write the scale in the corner</w:t>
+      </w:r>
+      <w:r>
+        <w:t xml:space="preserve"> </w:t>
+      </w:r>
+      <w:r>
+        <w:t xml:space="preserve">Notes: Clipboard check, two lines per team: measured to the nearest half foot and wrote it down; the drawing matches the numbers. A team that drew a 24-foot room as 24 inches gets the conversion line on the board pointed at, not read to them.</w:t>
+      </w:r>
+    </w:p>
+    <w:p>
+      <w:pPr>
+        <w:pStyle w:val="Heading2"/>
+      </w:pPr>
+      <w:bookmarkStart w:id="34" w:name="slide-13-hold-them-up-then-sketch-2"/>
+      <w:r>
+        <w:t xml:space="preserve">Slide 13: Hold them up, then sketch 2</w:t>
+      </w:r>
+      <w:bookmarkEnd w:id="34"/>
+    </w:p>
+    <w:p>
+      <w:pPr>
+        <w:numPr>
+          <w:ilvl w:val="0"/>
+          <w:numId w:val="1013"/>
+        </w:numPr>
+        <w:pStyle w:val="Compact"/>
+      </w:pPr>
+      <w:r>
+        <w:t xml:space="preserve">Which plan could you hand to a stranger and have them find the door?</w:t>
+      </w:r>
+    </w:p>
+    <w:p>
+      <w:pPr>
+        <w:numPr>
+          <w:ilvl w:val="0"/>
+          <w:numId w:val="1013"/>
+        </w:numPr>
+        <w:pStyle w:val="Compact"/>
+      </w:pPr>
+      <w:r>
+        <w:t xml:space="preserve">Sketch 2, on the back of your classroom plan: redraw this room with the desks arranged a different way</w:t>
+      </w:r>
+    </w:p>
+    <w:p>
+      <w:pPr>
+        <w:numPr>
+          <w:ilvl w:val="0"/>
+          <w:numId w:val="1013"/>
+        </w:numPr>
+        <w:pStyle w:val="Compact"/>
+      </w:pPr>
+      <w:r>
+        <w:t xml:space="preserve">Shade one path from the door to the window</w:t>
+      </w:r>
+    </w:p>
+    <w:p>
+      <w:pPr>
+        <w:numPr>
+          <w:ilvl w:val="0"/>
+          <w:numId w:val="1013"/>
+        </w:numPr>
+        <w:pStyle w:val="Compact"/>
+      </w:pPr>
+      <w:r>
+        <w:t xml:space="preserve">Two minutes</w:t>
+      </w:r>
+      <w:r>
+        <w:t xml:space="preserve"> </w:t>
+      </w:r>
+      <w:r>
+        <w:t xml:space="preserve">Notes: Nothing is collected. The classroom plan, sketch 1, and sketch 2 go in the new project folder in order, labeled, stacked by period. That folder is turned in with the project in Lesson 4.15.</w:t>
       </w:r>
     </w:p>
     <w:p>
       <w:pPr>
         <w:pStyle w:val="Heading1"/>
       </w:pPr>
-      <w:bookmarkStart w:id="21" w:name="day-1"/>
-      <w:r>
-        <w:t xml:space="preserve">Day 1</w:t>
-      </w:r>
-      <w:bookmarkEnd w:id="21"/>
+      <w:bookmarkStart w:id="35" w:name="day-2"/>
+      <w:r>
+        <w:t xml:space="preserve">Day 2</w:t>
+      </w:r>
+      <w:bookmarkEnd w:id="35"/>
     </w:p>
     <w:p>
       <w:pPr>
         <w:pStyle w:val="Heading2"/>
       </w:pPr>
-      <w:bookmarkStart w:id="22" w:name="slide-1-do-now"/>
-      <w:r>
-        <w:t xml:space="preserve">Slide 1: Do now</w:t>
-      </w:r>
-      <w:bookmarkEnd w:id="22"/>
-    </w:p>
-    <w:p>
-      <w:pPr>
-        <w:numPr>
-          <w:ilvl w:val="0"/>
-          <w:numId w:val="1001"/>
-        </w:numPr>
-        <w:pStyle w:val="Compact"/>
-      </w:pPr>
-      <w:r>
-        <w:t xml:space="preserve">Draw this room the way a bird would see it, looking straight down</w:t>
-      </w:r>
-    </w:p>
-    <w:p>
-      <w:pPr>
-        <w:numPr>
-          <w:ilvl w:val="0"/>
-          <w:numId w:val="1001"/>
-        </w:numPr>
-        <w:pStyle w:val="Compact"/>
-      </w:pPr>
-      <w:r>
-        <w:t xml:space="preserve">Put in the door, the windows, and the teacher’s desk</w:t>
-      </w:r>
-    </w:p>
-    <w:p>
-      <w:pPr>
-        <w:numPr>
-          <w:ilvl w:val="0"/>
-          <w:numId w:val="1001"/>
-        </w:numPr>
-        <w:pStyle w:val="Compact"/>
-      </w:pPr>
-      <w:r>
-        <w:t xml:space="preserve">Two minutes. Do not worry about size yet.</w:t>
-      </w:r>
-    </w:p>
-    <w:p>
-      <w:pPr>
-        <w:numPr>
-          <w:ilvl w:val="0"/>
-          <w:numId w:val="1001"/>
-        </w:numPr>
-        <w:pStyle w:val="Compact"/>
-      </w:pPr>
-      <w:r>
-        <w:t xml:space="preserve">Then hold it up</w:t>
-      </w:r>
-      <w:r>
-        <w:t xml:space="preserve"> </w:t>
-      </w:r>
-      <w:r>
-        <w:t xml:space="preserve">Notes: Sketch 1 of the stack of eleven. This is the pre-assessment: look for who draws from above and who draws a bed you can see the pillow on.</w:t>
+      <w:bookmarkStart w:id="36" w:name="slide-14-do-now"/>
+      <w:r>
+        <w:t xml:space="preserve">Slide 14: Do now</w:t>
+      </w:r>
+      <w:bookmarkEnd w:id="36"/>
+    </w:p>
+    <w:p>
+      <w:pPr>
+        <w:numPr>
+          <w:ilvl w:val="0"/>
+          <w:numId w:val="1014"/>
+        </w:numPr>
+        <w:pStyle w:val="Compact"/>
+      </w:pPr>
+      <w:r>
+        <w:t xml:space="preserve">A bedroom is 10 feet by 11 feet. Draw it at 1/4 inch equals 1 foot.</w:t>
+      </w:r>
+    </w:p>
+    <w:p>
+      <w:pPr>
+        <w:numPr>
+          <w:ilvl w:val="0"/>
+          <w:numId w:val="1014"/>
+        </w:numPr>
+        <w:pStyle w:val="Compact"/>
+      </w:pPr>
+      <w:r>
+        <w:t xml:space="preserve">Put a 3-foot door on a short wall, with its swing</w:t>
+      </w:r>
+    </w:p>
+    <w:p>
+      <w:pPr>
+        <w:numPr>
+          <w:ilvl w:val="0"/>
+          <w:numId w:val="1014"/>
+        </w:numPr>
+        <w:pStyle w:val="Compact"/>
+      </w:pPr>
+      <w:r>
+        <w:t xml:space="preserve">Put a 4-foot window on a long wall</w:t>
+      </w:r>
+    </w:p>
+    <w:p>
+      <w:pPr>
+        <w:numPr>
+          <w:ilvl w:val="0"/>
+          <w:numId w:val="1014"/>
+        </w:numPr>
+        <w:pStyle w:val="Compact"/>
+      </w:pPr>
+      <w:r>
+        <w:t xml:space="preserve">Label the scale in the corner</w:t>
+      </w:r>
+    </w:p>
+    <w:p>
+      <w:pPr>
+        <w:numPr>
+          <w:ilvl w:val="0"/>
+          <w:numId w:val="1014"/>
+        </w:numPr>
+        <w:pStyle w:val="Compact"/>
+      </w:pPr>
+      <w:r>
+        <w:t xml:space="preserve">Two minutes to draw, one to trade and check: is the swing drawn, and is 10 feet 10 squares?</w:t>
+      </w:r>
+      <w:r>
+        <w:t xml:space="preserve"> </w:t>
+      </w:r>
+      <w:r>
+        <w:t xml:space="preserve">Notes: Sketch 3 of the stack. Today’s hook is one line: yesterday you measured a room somebody else built; today you draw the room you sleep in, and then you find the one thing in it that is in the way.</w:t>
       </w:r>
     </w:p>
     <w:p>
       <w:pPr>
         <w:pStyle w:val="Heading2"/>
       </w:pPr>
-      <w:bookmarkStart w:id="23" w:name="slide-2-two-good-drawings"/>
-      <w:r>
-        <w:t xml:space="preserve">Slide 2: Two good drawings</w:t>
-      </w:r>
-      <w:bookmarkEnd w:id="23"/>
-    </w:p>
-    <w:p>
-      <w:pPr>
-        <w:numPr>
-          <w:ilvl w:val="0"/>
-          <w:numId w:val="1002"/>
-        </w:numPr>
-        <w:pStyle w:val="Compact"/>
-      </w:pPr>
-      <w:r>
-        <w:t xml:space="preserve">Both of these are good drawings</w:t>
-      </w:r>
-    </w:p>
-    <w:p>
-      <w:pPr>
-        <w:numPr>
-          <w:ilvl w:val="0"/>
-          <w:numId w:val="1002"/>
-        </w:numPr>
-        <w:pStyle w:val="Compact"/>
-      </w:pPr>
-      <w:r>
-        <w:t xml:space="preserve">Only one of them can prove a bed fits</w:t>
-      </w:r>
-    </w:p>
-    <w:p>
-      <w:pPr>
-        <w:numPr>
-          <w:ilvl w:val="0"/>
-          <w:numId w:val="1002"/>
-        </w:numPr>
-        <w:pStyle w:val="Compact"/>
-      </w:pPr>
-      <w:r>
-        <w:t xml:space="preserve">Architects, designers, firefighters, and the people who moved your family’s couch all use the one drawn from above</w:t>
-      </w:r>
-      <w:r>
-        <w:t xml:space="preserve"> </w:t>
-      </w:r>
-      <w:r>
-        <w:t xml:space="preserve">Image: two student-style drawings side by side under a document camera, one from above and one from a person’s eye height.</w:t>
-      </w:r>
-      <w:r>
-        <w:t xml:space="preserve"> </w:t>
-      </w:r>
-      <w:r>
-        <w:t xml:space="preserve">Notes: Then hold up the real floor plan.</w:t>
-      </w:r>
-      <w:r>
-        <w:t xml:space="preserve"> </w:t>
-      </w:r>
+      <w:bookmarkStart w:id="37" w:name="slide-15-your-own-bedroom-or-this-one"/>
+      <w:r>
+        <w:t xml:space="preserve">Slide 15: Your own bedroom, or this one</w:t>
+      </w:r>
+      <w:bookmarkEnd w:id="37"/>
+    </w:p>
+    <w:p>
+      <w:pPr>
+        <w:numPr>
+          <w:ilvl w:val="0"/>
+          <w:numId w:val="1015"/>
+        </w:numPr>
+        <w:pStyle w:val="Compact"/>
+      </w:pPr>
+      <w:r>
+        <w:t xml:space="preserve">Your choice, said out loud before anyone starts</w:t>
+      </w:r>
+    </w:p>
+    <w:p>
+      <w:pPr>
+        <w:numPr>
+          <w:ilvl w:val="0"/>
+          <w:numId w:val="1015"/>
+        </w:numPr>
+        <w:pStyle w:val="Compact"/>
+      </w:pPr>
+      <w:r>
+        <w:t xml:space="preserve">Draw your own bedroom from measurements you remember or estimate</w:t>
+      </w:r>
+    </w:p>
+    <w:p>
+      <w:pPr>
+        <w:numPr>
+          <w:ilvl w:val="0"/>
+          <w:numId w:val="1015"/>
+        </w:numPr>
+        <w:pStyle w:val="Compact"/>
+      </w:pPr>
+      <w:r>
+        <w:t xml:space="preserve">Or draw this one: 11 feet by 12 feet, a 3-foot door on a short wall, a 4-foot window centered on the far long wall, a 2 by 5 closet</w:t>
+      </w:r>
+    </w:p>
+    <w:p>
+      <w:pPr>
+        <w:numPr>
+          <w:ilvl w:val="0"/>
+          <w:numId w:val="1015"/>
+        </w:numPr>
+        <w:pStyle w:val="Compact"/>
+      </w:pPr>
+      <w:r>
+        <w:t xml:space="preserve">Nobody is asked to say anything about their home. No bedroom is shown to the class unless you offer it.</w:t>
+      </w:r>
+      <w:r>
+        <w:t xml:space="preserve"> </w:t>
+      </w:r>
+      <w:r>
+        <w:t xml:space="preserve">Image: the described bedroom drawn to scale with the closet and window in place.</w:t>
+      </w:r>
+    </w:p>
+    <w:p>
+      <w:pPr>
+        <w:pStyle w:val="Heading2"/>
+      </w:pPr>
+      <w:bookmarkStart w:id="38" w:name="slide-16-estimating-honestly"/>
+      <w:r>
+        <w:t xml:space="preserve">Slide 16: Estimating honestly</w:t>
+      </w:r>
+      <w:bookmarkEnd w:id="38"/>
+    </w:p>
+    <w:p>
+      <w:pPr>
+        <w:numPr>
+          <w:ilvl w:val="0"/>
+          <w:numId w:val="1016"/>
+        </w:numPr>
+        <w:pStyle w:val="Compact"/>
+      </w:pPr>
+      <w:r>
+        <w:t xml:space="preserve">A step is about two and a half feet</w:t>
+      </w:r>
+    </w:p>
+    <w:p>
+      <w:pPr>
+        <w:numPr>
+          <w:ilvl w:val="0"/>
+          <w:numId w:val="1016"/>
+        </w:numPr>
+        <w:pStyle w:val="Compact"/>
+      </w:pPr>
+      <w:r>
+        <w:t xml:space="preserve">Five steps across is about twelve feet</w:t>
+      </w:r>
+    </w:p>
+    <w:p>
+      <w:pPr>
+        <w:numPr>
+          <w:ilvl w:val="0"/>
+          <w:numId w:val="1016"/>
+        </w:numPr>
+        <w:pStyle w:val="Compact"/>
+      </w:pPr>
+      <w:r>
+        <w:t xml:space="preserve">An estimate you can explain beats a number you made up</w:t>
+      </w:r>
+    </w:p>
+    <w:p>
+      <w:pPr>
+        <w:numPr>
+          <w:ilvl w:val="0"/>
+          <w:numId w:val="1016"/>
+        </w:numPr>
+        <w:pStyle w:val="Compact"/>
+      </w:pPr>
+      <w:r>
+        <w:t xml:space="preserve">Write the four wall lengths in feet along the walls</w:t>
+      </w:r>
+      <w:r>
+        <w:t xml:space="preserve"> </w:t>
+      </w:r>
+      <w:r>
+        <w:t xml:space="preserve">Notes: Eleven minutes on this step. Clipboard check, two lines: scale written in the corner, door swing drawn into the room.</w:t>
+      </w:r>
+    </w:p>
+    <w:p>
+      <w:pPr>
+        <w:pStyle w:val="Heading2"/>
+      </w:pPr>
+      <w:bookmarkStart w:id="39" w:name="slide-17-furniture-at-scale"/>
+      <w:r>
+        <w:t xml:space="preserve">Slide 17: Furniture at scale</w:t>
+      </w:r>
+      <w:bookmarkEnd w:id="39"/>
+    </w:p>
+    <w:p>
+      <w:pPr>
+        <w:numPr>
+          <w:ilvl w:val="0"/>
+          <w:numId w:val="1017"/>
+        </w:numPr>
+        <w:pStyle w:val="Compact"/>
+      </w:pPr>
+      <w:r>
+        <w:t xml:space="preserve">Every cut-out is drawn at the same 1/4 inch equals 1 foot, with its real size printed on it</w:t>
+      </w:r>
+    </w:p>
+    <w:p>
+      <w:pPr>
+        <w:numPr>
+          <w:ilvl w:val="0"/>
+          <w:numId w:val="1017"/>
+        </w:numPr>
+        <w:pStyle w:val="Compact"/>
+      </w:pPr>
+      <w:r>
+        <w:t xml:space="preserve">The cut-out and your room are the same scale, or nothing you learn here is true</w:t>
+      </w:r>
+    </w:p>
+    <w:p>
+      <w:pPr>
+        <w:numPr>
+          <w:ilvl w:val="0"/>
+          <w:numId w:val="1017"/>
+        </w:numPr>
+        <w:pStyle w:val="Compact"/>
+      </w:pPr>
+      <w:r>
+        <w:t xml:space="preserve">Place a bed, one storage piece, and one more piece the room needs</w:t>
+      </w:r>
+    </w:p>
+    <w:p>
+      <w:pPr>
+        <w:numPr>
+          <w:ilvl w:val="0"/>
+          <w:numId w:val="1017"/>
+        </w:numPr>
+        <w:pStyle w:val="Compact"/>
+      </w:pPr>
+      <w:r>
+        <w:t xml:space="preserve">Pencil the four zones: sleep, work, store, move</w:t>
+      </w:r>
+      <w:r>
+        <w:t xml:space="preserve"> </w:t>
+      </w:r>
+      <w:r>
+        <w:t xml:space="preserve">Image: the cut-out sheet with a bed, a dresser, and a desk cut out and placed on a bedroom plan.</w:t>
+      </w:r>
+    </w:p>
+    <w:p>
+      <w:pPr>
+        <w:pStyle w:val="Heading2"/>
+      </w:pPr>
+      <w:bookmarkStart w:id="40" w:name="slide-18-find-the-pinch-and-fix-it"/>
+      <w:r>
+        <w:t xml:space="preserve">Slide 18: Find the pinch and fix it</w:t>
+      </w:r>
+      <w:bookmarkEnd w:id="40"/>
+    </w:p>
+    <w:p>
+      <w:pPr>
+        <w:numPr>
+          <w:ilvl w:val="0"/>
+          <w:numId w:val="1018"/>
+        </w:numPr>
+        <w:pStyle w:val="Compact"/>
+      </w:pPr>
+      <w:r>
+        <w:t xml:space="preserve">Shade every path</w:t>
+      </w:r>
+    </w:p>
+    <w:p>
+      <w:pPr>
+        <w:numPr>
+          <w:ilvl w:val="0"/>
+          <w:numId w:val="1018"/>
+        </w:numPr>
+        <w:pStyle w:val="Compact"/>
+      </w:pPr>
+      <w:r>
+        <w:t xml:space="preserve">Count the squares at the narrowest point. Write the width in inches.</w:t>
+      </w:r>
+    </w:p>
+    <w:p>
+      <w:pPr>
+        <w:numPr>
+          <w:ilvl w:val="0"/>
+          <w:numId w:val="1018"/>
+        </w:numPr>
+        <w:pStyle w:val="Compact"/>
+      </w:pPr>
+      <w:r>
+        <w:t xml:space="preserve">Find one path under 30 inches and move a piece to fix it</w:t>
+      </w:r>
+    </w:p>
+    <w:p>
+      <w:pPr>
+        <w:numPr>
+          <w:ilvl w:val="0"/>
+          <w:numId w:val="1018"/>
+        </w:numPr>
+        <w:pStyle w:val="Compact"/>
+      </w:pPr>
+      <w:r>
+        <w:t xml:space="preserve">One sentence at the bottom: what moved and why</w:t>
+      </w:r>
+    </w:p>
+    <w:p>
+      <w:pPr>
+        <w:numPr>
+          <w:ilvl w:val="0"/>
+          <w:numId w:val="1018"/>
+        </w:numPr>
+        <w:pStyle w:val="Compact"/>
+      </w:pPr>
       <w:r>
         <w:t xml:space="preserve">“</w:t>
       </w:r>
       <w:r>
-        <w:t xml:space="preserve">This is somebody’s actual apartment. By the end of today you will read it, and you will draw this room.</w:t>
+        <w:t xml:space="preserve">I moved the ___ because the path was only ___ inches wide</w:t>
       </w:r>
       <w:r>
         <w:t xml:space="preserve">”</w:t>
@@ -212,1271 +1279,159 @@
         <w:t xml:space="preserve"> </w:t>
       </w:r>
       <w:r>
-        <w:t xml:space="preserve">Hand vote: who has used a tape measure? Who has read a map’s scale bar in math or social studies?</w:t>
+        <w:t xml:space="preserve">Notes: Seven minutes. Circulate and ask the same three questions: where is your path narrowest, how many squares, how many inches is that?</w:t>
       </w:r>
     </w:p>
     <w:p>
       <w:pPr>
         <w:pStyle w:val="Heading2"/>
       </w:pPr>
-      <w:bookmarkStart w:id="24" w:name="slide-3-reading-and-drawing-a-floor-plan"/>
-      <w:r>
-        <w:t xml:space="preserve">Slide 3: Reading and Drawing a Floor Plan</w:t>
-      </w:r>
-      <w:bookmarkEnd w:id="24"/>
-    </w:p>
-    <w:p>
-      <w:pPr>
-        <w:numPr>
-          <w:ilvl w:val="0"/>
-          <w:numId w:val="1003"/>
-        </w:numPr>
-        <w:pStyle w:val="Compact"/>
-      </w:pPr>
-      <w:r>
-        <w:t xml:space="preserve">Lesson 4.10, Day 1 of 2</w:t>
-      </w:r>
-    </w:p>
-    <w:p>
-      <w:pPr>
-        <w:numPr>
-          <w:ilvl w:val="0"/>
-          <w:numId w:val="1003"/>
-        </w:numPr>
-        <w:pStyle w:val="Compact"/>
-      </w:pPr>
-      <w:r>
-        <w:t xml:space="preserve">Today: eleven symbols, the scale rule, and this room measured and drawn</w:t>
-      </w:r>
-    </w:p>
-    <w:p>
-      <w:pPr>
-        <w:numPr>
-          <w:ilvl w:val="0"/>
-          <w:numId w:val="1003"/>
-        </w:numPr>
-        <w:pStyle w:val="Compact"/>
-      </w:pPr>
-      <w:r>
-        <w:t xml:space="preserve">Tomorrow: your own bedroom, the daily sketch routine, and the Design Vocabulary Check</w:t>
-      </w:r>
-    </w:p>
-    <w:p>
-      <w:pPr>
-        <w:numPr>
-          <w:ilvl w:val="0"/>
-          <w:numId w:val="1003"/>
-        </w:numPr>
-        <w:pStyle w:val="Compact"/>
-      </w:pPr>
-      <w:r>
-        <w:t xml:space="preserve">Pencil only today. No pens.</w:t>
-      </w:r>
-      <w:r>
-        <w:t xml:space="preserve"> </w:t>
-      </w:r>
-      <w:r>
-        <w:t xml:space="preserve">Image: a clean floor plan of a small apartment with a legend down the side.</w:t>
+      <w:bookmarkStart w:id="41" w:name="slide-19-questions-worth-asking"/>
+      <w:r>
+        <w:t xml:space="preserve">Slide 19: Questions worth asking</w:t>
+      </w:r>
+      <w:bookmarkEnd w:id="41"/>
+    </w:p>
+    <w:p>
+      <w:pPr>
+        <w:numPr>
+          <w:ilvl w:val="0"/>
+          <w:numId w:val="1019"/>
+        </w:numPr>
+        <w:pStyle w:val="Compact"/>
+      </w:pPr>
+      <w:r>
+        <w:t xml:space="preserve">Your plan has a path 22 inches wide. Who in a family would that stop, and who would not even notice?</w:t>
+      </w:r>
+    </w:p>
+    <w:p>
+      <w:pPr>
+        <w:numPr>
+          <w:ilvl w:val="0"/>
+          <w:numId w:val="1019"/>
+        </w:numPr>
+        <w:pStyle w:val="Compact"/>
+      </w:pPr>
+      <w:r>
+        <w:t xml:space="preserve">Why does a firefighter want a floor plan of this building, and what would they look at first?</w:t>
+      </w:r>
+    </w:p>
+    <w:p>
+      <w:pPr>
+        <w:numPr>
+          <w:ilvl w:val="0"/>
+          <w:numId w:val="1019"/>
+        </w:numPr>
+        <w:pStyle w:val="Compact"/>
+      </w:pPr>
+      <w:r>
+        <w:t xml:space="preserve">A landlord hands your family a plan of an apartment. What three things would you check before signing anything?</w:t>
+      </w:r>
+    </w:p>
+    <w:p>
+      <w:pPr>
+        <w:numPr>
+          <w:ilvl w:val="0"/>
+          <w:numId w:val="1019"/>
+        </w:numPr>
+        <w:pStyle w:val="Compact"/>
+      </w:pPr>
+      <w:r>
+        <w:t xml:space="preserve">Which is worse for a room: furniture that is too big, or furniture in the wrong place?</w:t>
+      </w:r>
+      <w:r>
+        <w:t xml:space="preserve"> </w:t>
+      </w:r>
+      <w:r>
+        <w:t xml:space="preserve">Notes: Take one or two. These are the questions that come back on the Unit 4 Test scenario.</w:t>
       </w:r>
     </w:p>
     <w:p>
       <w:pPr>
         <w:pStyle w:val="Heading2"/>
       </w:pPr>
-      <w:bookmarkStart w:id="25" w:name="slide-4-walls-doors-windows"/>
-      <w:r>
-        <w:t xml:space="preserve">Slide 4: Walls, doors, windows</w:t>
-      </w:r>
-      <w:bookmarkEnd w:id="25"/>
-    </w:p>
-    <w:p>
-      <w:pPr>
-        <w:numPr>
-          <w:ilvl w:val="0"/>
-          <w:numId w:val="1004"/>
-        </w:numPr>
-        <w:pStyle w:val="Compact"/>
-      </w:pPr>
-      <w:r>
-        <w:t xml:space="preserve">Wall: two close parallel lines, filled in</w:t>
-      </w:r>
-    </w:p>
-    <w:p>
-      <w:pPr>
-        <w:numPr>
-          <w:ilvl w:val="0"/>
-          <w:numId w:val="1004"/>
-        </w:numPr>
-        <w:pStyle w:val="Compact"/>
-      </w:pPr>
-      <w:r>
-        <w:t xml:space="preserve">Door: a gap in the wall, a straight line for the panel, a quarter-circle arc for the swing</w:t>
-      </w:r>
-    </w:p>
-    <w:p>
-      <w:pPr>
-        <w:numPr>
-          <w:ilvl w:val="0"/>
-          <w:numId w:val="1004"/>
-        </w:numPr>
-        <w:pStyle w:val="Compact"/>
-      </w:pPr>
-      <w:r>
-        <w:t xml:space="preserve">Window: a break in the wall with two thin parallel lines across it</w:t>
-      </w:r>
-    </w:p>
-    <w:p>
-      <w:pPr>
-        <w:numPr>
-          <w:ilvl w:val="0"/>
-          <w:numId w:val="1004"/>
-        </w:numPr>
-        <w:pStyle w:val="Compact"/>
-      </w:pPr>
-      <w:r>
-        <w:t xml:space="preserve">The swing is not decoration. It says which way the door opens and what it hits.</w:t>
-      </w:r>
-      <w:r>
-        <w:t xml:space="preserve"> </w:t>
-      </w:r>
-      <w:r>
-        <w:t xml:space="preserve">Image: the three symbols drawn large and labeled.</w:t>
-      </w:r>
-      <w:r>
-        <w:t xml:space="preserve"> </w:t>
-      </w:r>
-      <w:r>
-        <w:t xml:space="preserve">Notes: Draw each one on the board as you say it. Students draw it once in the box on Part 1 of the handout.</w:t>
+      <w:bookmarkStart w:id="42" w:name="slide-20-the-daily-floor-plan-do-now"/>
+      <w:r>
+        <w:t xml:space="preserve">Slide 20: The daily floor plan do now</w:t>
+      </w:r>
+      <w:bookmarkEnd w:id="42"/>
+    </w:p>
+    <w:p>
+      <w:pPr>
+        <w:numPr>
+          <w:ilvl w:val="0"/>
+          <w:numId w:val="1020"/>
+        </w:numPr>
+        <w:pStyle w:val="Compact"/>
+      </w:pPr>
+      <w:r>
+        <w:t xml:space="preserve">Starting now and running to the last build day, every period opens with a five-minute floor plan sketch</w:t>
+      </w:r>
+    </w:p>
+    <w:p>
+      <w:pPr>
+        <w:numPr>
+          <w:ilvl w:val="0"/>
+          <w:numId w:val="1020"/>
+        </w:numPr>
+        <w:pStyle w:val="Compact"/>
+      </w:pPr>
+      <w:r>
+        <w:t xml:space="preserve">I put the prompt on the board. Two minutes to draw, one to check with a neighbor.</w:t>
+      </w:r>
+    </w:p>
+    <w:p>
+      <w:pPr>
+        <w:numPr>
+          <w:ilvl w:val="0"/>
+          <w:numId w:val="1020"/>
+        </w:numPr>
+        <w:pStyle w:val="Compact"/>
+      </w:pPr>
+      <w:r>
+        <w:t xml:space="preserve">The sheet goes in your project folder. There are eleven of them.</w:t>
+      </w:r>
+    </w:p>
+    <w:p>
+      <w:pPr>
+        <w:numPr>
+          <w:ilvl w:val="0"/>
+          <w:numId w:val="1020"/>
+        </w:numPr>
+        <w:pStyle w:val="Compact"/>
+      </w:pPr>
+      <w:r>
+        <w:t xml:space="preserve">You staple the stack in order, name on the first sheet, and turn it in with the project</w:t>
+      </w:r>
+    </w:p>
+    <w:p>
+      <w:pPr>
+        <w:numPr>
+          <w:ilvl w:val="0"/>
+          <w:numId w:val="1020"/>
+        </w:numPr>
+        <w:pStyle w:val="Compact"/>
+      </w:pPr>
+      <w:r>
+        <w:t xml:space="preserve">Each one is scored complete, partial, or missing</w:t>
+      </w:r>
+      <w:r>
+        <w:t xml:space="preserve"> </w:t>
+      </w:r>
+      <w:r>
+        <w:t xml:space="preserve">Image: the prompt list from the handout, with sketches 1 to 4 checked off.</w:t>
+      </w:r>
+      <w:r>
+        <w:t xml:space="preserve"> </w:t>
+      </w:r>
+      <w:r>
+        <w:t xml:space="preserve">Notes: Hand out the prompt list so an absent student can catch up. Students mark the four already done: 1 and 2 yesterday, 3 today’s do now, 4 at the closure.</w:t>
       </w:r>
     </w:p>
     <w:p>
       <w:pPr>
         <w:pStyle w:val="Heading2"/>
       </w:pPr>
-      <w:bookmarkStart w:id="26" w:name="slide-5-closet-and-stairs"/>
-      <w:r>
-        <w:t xml:space="preserve">Slide 5: Closet and stairs</w:t>
-      </w:r>
-      <w:bookmarkEnd w:id="26"/>
-    </w:p>
-    <w:p>
-      <w:pPr>
-        <w:numPr>
-          <w:ilvl w:val="0"/>
-          <w:numId w:val="1005"/>
-        </w:numPr>
-        <w:pStyle w:val="Compact"/>
-      </w:pPr>
-      <w:r>
-        <w:t xml:space="preserve">Closet: a small rectangle open to the room, with a line for its door or a dashed line for a curtain</w:t>
-      </w:r>
-    </w:p>
-    <w:p>
-      <w:pPr>
-        <w:numPr>
-          <w:ilvl w:val="0"/>
-          <w:numId w:val="1005"/>
-        </w:numPr>
-        <w:pStyle w:val="Compact"/>
-      </w:pPr>
-      <w:r>
-        <w:t xml:space="preserve">Stairs: a run of parallel lines with an arrow and the word UP</w:t>
-      </w:r>
-      <w:r>
-        <w:t xml:space="preserve"> </w:t>
-      </w:r>
-      <w:r>
-        <w:t xml:space="preserve">Image: both symbols drawn large and labeled.</w:t>
-      </w:r>
-    </w:p>
-    <w:p>
-      <w:pPr>
-        <w:pStyle w:val="Heading2"/>
-      </w:pPr>
-      <w:bookmarkStart w:id="27" w:name="slide-6-the-bathroom-symbols"/>
-      <w:r>
-        <w:t xml:space="preserve">Slide 6: The bathroom symbols</w:t>
-      </w:r>
-      <w:bookmarkEnd w:id="27"/>
-    </w:p>
-    <w:p>
-      <w:pPr>
-        <w:numPr>
-          <w:ilvl w:val="0"/>
-          <w:numId w:val="1006"/>
-        </w:numPr>
-        <w:pStyle w:val="Compact"/>
-      </w:pPr>
-      <w:r>
-        <w:t xml:space="preserve">Sink: a rectangle with a small circle for the drain</w:t>
-      </w:r>
-    </w:p>
-    <w:p>
-      <w:pPr>
-        <w:numPr>
-          <w:ilvl w:val="0"/>
-          <w:numId w:val="1006"/>
-        </w:numPr>
-        <w:pStyle w:val="Compact"/>
-      </w:pPr>
-      <w:r>
-        <w:t xml:space="preserve">Toilet: an oval on a small rectangle</w:t>
-      </w:r>
-    </w:p>
-    <w:p>
-      <w:pPr>
-        <w:numPr>
-          <w:ilvl w:val="0"/>
-          <w:numId w:val="1006"/>
-        </w:numPr>
-        <w:pStyle w:val="Compact"/>
-      </w:pPr>
-      <w:r>
-        <w:t xml:space="preserve">Tub: a long rectangle with one rounded end and a small circle</w:t>
-      </w:r>
-    </w:p>
-    <w:p>
-      <w:pPr>
-        <w:numPr>
-          <w:ilvl w:val="0"/>
-          <w:numId w:val="1006"/>
-        </w:numPr>
-        <w:pStyle w:val="Compact"/>
-      </w:pPr>
-      <w:r>
-        <w:t xml:space="preserve">These three are how you know a room is a bathroom with no label on it</w:t>
-      </w:r>
-      <w:r>
-        <w:t xml:space="preserve"> </w:t>
-      </w:r>
-      <w:r>
-        <w:t xml:space="preserve">Image: the three symbols drawn large, then the same three inside a small bathroom plan.</w:t>
-      </w:r>
-    </w:p>
-    <w:p>
-      <w:pPr>
-        <w:pStyle w:val="Heading2"/>
-      </w:pPr>
-      <w:bookmarkStart w:id="28" w:name="Xab01dea14a62eaad3ccc6e7e05b502c448f1a7d"/>
-      <w:r>
-        <w:t xml:space="preserve">Slide 7: The kitchen symbols, and the outlet</w:t>
-      </w:r>
-      <w:bookmarkEnd w:id="28"/>
-    </w:p>
-    <w:p>
-      <w:pPr>
-        <w:numPr>
-          <w:ilvl w:val="0"/>
-          <w:numId w:val="1007"/>
-        </w:numPr>
-        <w:pStyle w:val="Compact"/>
-      </w:pPr>
-      <w:r>
-        <w:t xml:space="preserve">Stove: a square with four small circles</w:t>
-      </w:r>
-    </w:p>
-    <w:p>
-      <w:pPr>
-        <w:numPr>
-          <w:ilvl w:val="0"/>
-          <w:numId w:val="1007"/>
-        </w:numPr>
-        <w:pStyle w:val="Compact"/>
-      </w:pPr>
-      <w:r>
-        <w:t xml:space="preserve">Refrigerator: a square with REF written in it</w:t>
-      </w:r>
-    </w:p>
-    <w:p>
-      <w:pPr>
-        <w:numPr>
-          <w:ilvl w:val="0"/>
-          <w:numId w:val="1007"/>
-        </w:numPr>
-        <w:pStyle w:val="Compact"/>
-      </w:pPr>
-      <w:r>
-        <w:t xml:space="preserve">Outlet: a short line on the wall with two dots</w:t>
-      </w:r>
-    </w:p>
-    <w:p>
-      <w:pPr>
-        <w:numPr>
-          <w:ilvl w:val="0"/>
-          <w:numId w:val="1007"/>
-        </w:numPr>
-        <w:pStyle w:val="Compact"/>
-      </w:pPr>
-      <w:r>
-        <w:t xml:space="preserve">Eleven symbols in all. They are the same eleven on every plan you will ever read.</w:t>
-      </w:r>
-      <w:r>
-        <w:t xml:space="preserve"> </w:t>
-      </w:r>
-      <w:r>
-        <w:t xml:space="preserve">Image: the three symbols drawn large, then a small kitchen plan using them.</w:t>
-      </w:r>
-    </w:p>
-    <w:p>
-      <w:pPr>
-        <w:pStyle w:val="Heading2"/>
-      </w:pPr>
-      <w:bookmarkStart w:id="29" w:name="slide-8-the-scale-rule"/>
-      <w:r>
-        <w:t xml:space="preserve">Slide 8: The scale rule</w:t>
-      </w:r>
-      <w:bookmarkEnd w:id="29"/>
-    </w:p>
-    <w:p>
-      <w:pPr>
-        <w:numPr>
-          <w:ilvl w:val="0"/>
-          <w:numId w:val="1008"/>
-        </w:numPr>
-        <w:pStyle w:val="Compact"/>
-      </w:pPr>
-      <w:r>
-        <w:t xml:space="preserve">1/4 inch on this paper equals 1 foot in the room</w:t>
-      </w:r>
-    </w:p>
-    <w:p>
-      <w:pPr>
-        <w:numPr>
-          <w:ilvl w:val="0"/>
-          <w:numId w:val="1008"/>
-        </w:numPr>
-        <w:pStyle w:val="Compact"/>
-      </w:pPr>
-      <w:r>
-        <w:t xml:space="preserve">Every square on your graph paper is a quarter inch, so one square is one foot</w:t>
-      </w:r>
-    </w:p>
-    <w:p>
-      <w:pPr>
-        <w:numPr>
-          <w:ilvl w:val="0"/>
-          <w:numId w:val="1008"/>
-        </w:numPr>
-        <w:pStyle w:val="Compact"/>
-      </w:pPr>
-      <w:r>
-        <w:t xml:space="preserve">That is the whole rule</w:t>
-      </w:r>
-    </w:p>
-    <w:p>
-      <w:pPr>
-        <w:numPr>
-          <w:ilvl w:val="0"/>
-          <w:numId w:val="1008"/>
-        </w:numPr>
-        <w:pStyle w:val="Compact"/>
-      </w:pPr>
-      <w:r>
-        <w:t xml:space="preserve">12 feet is 12 squares. 36 inches is 3 feet is 3 squares.</w:t>
-      </w:r>
-      <w:r>
-        <w:t xml:space="preserve"> </w:t>
-      </w:r>
-      <w:r>
-        <w:t xml:space="preserve">Image: a corner of quarter-inch graph paper with a 12-square wall drawn and labeled</w:t>
-      </w:r>
-      <w:r>
-        <w:t xml:space="preserve"> </w:t>
-      </w:r>
-      <w:r>
-        <w:t xml:space="preserve">“</w:t>
-      </w:r>
-      <w:r>
-        <w:t xml:space="preserve">12 feet.</w:t>
-      </w:r>
-      <w:r>
-        <w:t xml:space="preserve">”</w:t>
-      </w:r>
-      <w:r>
-        <w:t xml:space="preserve"> </w:t>
-      </w:r>
-      <w:r>
-        <w:t xml:space="preserve">Notes: Write both conversions on the board and leave them there for both days and for the rest of the unit.</w:t>
-      </w:r>
-    </w:p>
-    <w:p>
-      <w:pPr>
-        <w:pStyle w:val="Heading2"/>
-      </w:pPr>
-      <w:bookmarkStart w:id="30" w:name="slide-9-read-a-real-plan"/>
-      <w:r>
-        <w:t xml:space="preserve">Slide 9: Read a real plan</w:t>
-      </w:r>
-      <w:bookmarkEnd w:id="30"/>
-    </w:p>
-    <w:p>
-      <w:pPr>
-        <w:numPr>
-          <w:ilvl w:val="0"/>
-          <w:numId w:val="1009"/>
-        </w:numPr>
-        <w:pStyle w:val="Compact"/>
-      </w:pPr>
-      <w:r>
-        <w:t xml:space="preserve">Find the front door. Which way does it swing?</w:t>
-      </w:r>
-    </w:p>
-    <w:p>
-      <w:pPr>
-        <w:numPr>
-          <w:ilvl w:val="0"/>
-          <w:numId w:val="1009"/>
-        </w:numPr>
-        <w:pStyle w:val="Compact"/>
-      </w:pPr>
-      <w:r>
-        <w:t xml:space="preserve">Find a window</w:t>
-      </w:r>
-    </w:p>
-    <w:p>
-      <w:pPr>
-        <w:numPr>
-          <w:ilvl w:val="0"/>
-          <w:numId w:val="1009"/>
-        </w:numPr>
-        <w:pStyle w:val="Compact"/>
-      </w:pPr>
-      <w:r>
-        <w:t xml:space="preserve">Find the bathroom. How do you know?</w:t>
-      </w:r>
-    </w:p>
-    <w:p>
-      <w:pPr>
-        <w:numPr>
-          <w:ilvl w:val="0"/>
-          <w:numId w:val="1009"/>
-        </w:numPr>
-        <w:pStyle w:val="Compact"/>
-      </w:pPr>
-      <w:r>
-        <w:t xml:space="preserve">Find the kitchen. How do you know?</w:t>
-      </w:r>
-    </w:p>
-    <w:p>
-      <w:pPr>
-        <w:numPr>
-          <w:ilvl w:val="0"/>
-          <w:numId w:val="1009"/>
-        </w:numPr>
-        <w:pStyle w:val="Compact"/>
-      </w:pPr>
-      <w:r>
-        <w:t xml:space="preserve">Find a closet</w:t>
-      </w:r>
-      <w:r>
-        <w:t xml:space="preserve"> </w:t>
-      </w:r>
-      <w:r>
-        <w:t xml:space="preserve">Image: the large real floor plan with the address removed.</w:t>
-      </w:r>
-      <w:r>
-        <w:t xml:space="preserve"> </w:t>
-      </w:r>
-      <w:r>
-        <w:t xml:space="preserve">Notes: Students circle each item on the half-size copy. Then trace with a finger the path from the front door to the kitchen sink. Ask what the path passes through and what is in the way.</w:t>
-      </w:r>
-    </w:p>
-    <w:p>
-      <w:pPr>
-        <w:pStyle w:val="Heading2"/>
-      </w:pPr>
-      <w:bookmarkStart w:id="31" w:name="slide-10-zones-and-traffic-flow"/>
-      <w:r>
-        <w:t xml:space="preserve">Slide 10: Zones and traffic flow</w:t>
-      </w:r>
-      <w:bookmarkEnd w:id="31"/>
-    </w:p>
-    <w:p>
-      <w:pPr>
-        <w:numPr>
-          <w:ilvl w:val="0"/>
-          <w:numId w:val="1010"/>
-        </w:numPr>
-        <w:pStyle w:val="Compact"/>
-      </w:pPr>
-      <w:r>
-        <w:t xml:space="preserve">Four zones: sleep, work, store, move</w:t>
-      </w:r>
-    </w:p>
-    <w:p>
-      <w:pPr>
-        <w:numPr>
-          <w:ilvl w:val="0"/>
-          <w:numId w:val="1010"/>
-        </w:numPr>
-        <w:pStyle w:val="Compact"/>
-      </w:pPr>
-      <w:r>
-        <w:t xml:space="preserve">Traffic flow: the paths people actually walk through a room</w:t>
-      </w:r>
-    </w:p>
-    <w:p>
-      <w:pPr>
-        <w:numPr>
-          <w:ilvl w:val="0"/>
-          <w:numId w:val="1010"/>
-        </w:numPr>
-        <w:pStyle w:val="Compact"/>
-      </w:pPr>
-      <w:r>
-        <w:t xml:space="preserve">36 inches for any path a walker or a wheelchair uses, and for a front entry</w:t>
-      </w:r>
-    </w:p>
-    <w:p>
-      <w:pPr>
-        <w:numPr>
-          <w:ilvl w:val="0"/>
-          <w:numId w:val="1010"/>
-        </w:numPr>
-        <w:pStyle w:val="Compact"/>
-      </w:pPr>
-      <w:r>
-        <w:t xml:space="preserve">30 inches everywhere else</w:t>
-      </w:r>
-    </w:p>
-    <w:p>
-      <w:pPr>
-        <w:numPr>
-          <w:ilvl w:val="0"/>
-          <w:numId w:val="1010"/>
-        </w:numPr>
-        <w:pStyle w:val="Compact"/>
-      </w:pPr>
-      <w:r>
-        <w:t xml:space="preserve">Both numbers stay on the board for the rest of the unit</w:t>
-      </w:r>
-      <w:r>
-        <w:t xml:space="preserve"> </w:t>
-      </w:r>
-      <w:r>
-        <w:t xml:space="preserve">Notes: Label the four zones on the projected plan while students label their copies.</w:t>
-      </w:r>
-    </w:p>
-    <w:p>
-      <w:pPr>
-        <w:pStyle w:val="Heading2"/>
-      </w:pPr>
-      <w:bookmarkStart w:id="32" w:name="slide-11-measure-this-room"/>
-      <w:r>
-        <w:t xml:space="preserve">Slide 11: Measure this room</w:t>
-      </w:r>
-      <w:bookmarkEnd w:id="32"/>
-    </w:p>
-    <w:p>
-      <w:pPr>
-        <w:numPr>
-          <w:ilvl w:val="0"/>
-          <w:numId w:val="1011"/>
-        </w:numPr>
-        <w:pStyle w:val="Compact"/>
-      </w:pPr>
-      <w:r>
-        <w:t xml:space="preserve">Teams of four. One wall each, plus the door and the windows.</w:t>
-      </w:r>
-    </w:p>
-    <w:p>
-      <w:pPr>
-        <w:numPr>
-          <w:ilvl w:val="0"/>
-          <w:numId w:val="1011"/>
-        </w:numPr>
-        <w:pStyle w:val="Compact"/>
-      </w:pPr>
-      <w:r>
-        <w:t xml:space="preserve">Hook the tape at the corner. Read where the wall ends.</w:t>
-      </w:r>
-    </w:p>
-    <w:p>
-      <w:pPr>
-        <w:numPr>
-          <w:ilvl w:val="0"/>
-          <w:numId w:val="1011"/>
-        </w:numPr>
-        <w:pStyle w:val="Compact"/>
-      </w:pPr>
-      <w:r>
-        <w:t xml:space="preserve">Round to the nearest half foot: 9 feet 4 inches rounds to 9 feet 6 inches, so write 9.5</w:t>
-      </w:r>
-    </w:p>
-    <w:p>
-      <w:pPr>
-        <w:numPr>
-          <w:ilvl w:val="0"/>
-          <w:numId w:val="1011"/>
-        </w:numPr>
-        <w:pStyle w:val="Compact"/>
-      </w:pPr>
-      <w:r>
-        <w:t xml:space="preserve">Also measure: the door width, each window width, and the corner-to-door distance</w:t>
-      </w:r>
-    </w:p>
-    <w:p>
-      <w:pPr>
-        <w:numPr>
-          <w:ilvl w:val="0"/>
-          <w:numId w:val="1011"/>
-        </w:numPr>
-        <w:pStyle w:val="Compact"/>
-      </w:pPr>
-      <w:r>
-        <w:t xml:space="preserve">Every number goes in the record table. Seven minutes, then tapes down.</w:t>
-      </w:r>
-      <w:r>
-        <w:t xml:space="preserve"> </w:t>
-      </w:r>
-      <w:r>
-        <w:t xml:space="preserve">Image: a tape measure hooked on a wall corner with the reading circled.</w:t>
-      </w:r>
-      <w:r>
-        <w:t xml:space="preserve"> </w:t>
-      </w:r>
-      <w:r>
-        <w:t xml:space="preserve">Notes: Model the hook and the rounding once at the front before anyone stands up. Assign the walls by name. Circulate with your sticky note of the real numbers; a team more than a foot off is sent back to the wall, not corrected.</w:t>
-      </w:r>
-    </w:p>
-    <w:p>
-      <w:pPr>
-        <w:pStyle w:val="Heading2"/>
-      </w:pPr>
-      <w:bookmarkStart w:id="33" w:name="slide-12-now-draw-it"/>
-      <w:r>
-        <w:t xml:space="preserve">Slide 12: Now draw it</w:t>
-      </w:r>
-      <w:bookmarkEnd w:id="33"/>
-    </w:p>
-    <w:p>
-      <w:pPr>
-        <w:numPr>
-          <w:ilvl w:val="0"/>
-          <w:numId w:val="1012"/>
-        </w:numPr>
-        <w:pStyle w:val="Compact"/>
-      </w:pPr>
-      <w:r>
-        <w:t xml:space="preserve">Agree the four wall numbers as a class. They go on the board.</w:t>
-      </w:r>
-    </w:p>
-    <w:p>
-      <w:pPr>
-        <w:numPr>
-          <w:ilvl w:val="0"/>
-          <w:numId w:val="1012"/>
-        </w:numPr>
-        <w:pStyle w:val="Compact"/>
-      </w:pPr>
-      <w:r>
-        <w:t xml:space="preserve">Draw four walls to scale: one square is one foot</w:t>
-      </w:r>
-    </w:p>
-    <w:p>
-      <w:pPr>
-        <w:numPr>
-          <w:ilvl w:val="0"/>
-          <w:numId w:val="1012"/>
-        </w:numPr>
-        <w:pStyle w:val="Compact"/>
-      </w:pPr>
-      <w:r>
-        <w:t xml:space="preserve">Add the door with its swing and the windows in the right places</w:t>
-      </w:r>
-    </w:p>
-    <w:p>
-      <w:pPr>
-        <w:numPr>
-          <w:ilvl w:val="0"/>
-          <w:numId w:val="1012"/>
-        </w:numPr>
-        <w:pStyle w:val="Compact"/>
-      </w:pPr>
-      <w:r>
-        <w:t xml:space="preserve">Write the scale in the corner</w:t>
-      </w:r>
-      <w:r>
-        <w:t xml:space="preserve"> </w:t>
-      </w:r>
-      <w:r>
-        <w:t xml:space="preserve">Notes: Clipboard check, two lines per team: measured to the nearest half foot and wrote it down; the drawing matches the numbers. A team that drew a 24-foot room as 24 inches gets the conversion line on the board pointed at, not read to them.</w:t>
-      </w:r>
-    </w:p>
-    <w:p>
-      <w:pPr>
-        <w:pStyle w:val="Heading2"/>
-      </w:pPr>
-      <w:bookmarkStart w:id="34" w:name="slide-13-hold-them-up-then-sketch-2"/>
-      <w:r>
-        <w:t xml:space="preserve">Slide 13: Hold them up, then sketch 2</w:t>
-      </w:r>
-      <w:bookmarkEnd w:id="34"/>
-    </w:p>
-    <w:p>
-      <w:pPr>
-        <w:numPr>
-          <w:ilvl w:val="0"/>
-          <w:numId w:val="1013"/>
-        </w:numPr>
-        <w:pStyle w:val="Compact"/>
-      </w:pPr>
-      <w:r>
-        <w:t xml:space="preserve">Which plan could you hand to a stranger and have them find the door?</w:t>
-      </w:r>
-    </w:p>
-    <w:p>
-      <w:pPr>
-        <w:numPr>
-          <w:ilvl w:val="0"/>
-          <w:numId w:val="1013"/>
-        </w:numPr>
-        <w:pStyle w:val="Compact"/>
-      </w:pPr>
-      <w:r>
-        <w:t xml:space="preserve">Sketch 2, on the back of your classroom plan: redraw this room with the desks arranged a different way</w:t>
-      </w:r>
-    </w:p>
-    <w:p>
-      <w:pPr>
-        <w:numPr>
-          <w:ilvl w:val="0"/>
-          <w:numId w:val="1013"/>
-        </w:numPr>
-        <w:pStyle w:val="Compact"/>
-      </w:pPr>
-      <w:r>
-        <w:t xml:space="preserve">Shade one path from the door to the window</w:t>
-      </w:r>
-    </w:p>
-    <w:p>
-      <w:pPr>
-        <w:numPr>
-          <w:ilvl w:val="0"/>
-          <w:numId w:val="1013"/>
-        </w:numPr>
-        <w:pStyle w:val="Compact"/>
-      </w:pPr>
-      <w:r>
-        <w:t xml:space="preserve">Two minutes</w:t>
-      </w:r>
-      <w:r>
-        <w:t xml:space="preserve"> </w:t>
-      </w:r>
-      <w:r>
-        <w:t xml:space="preserve">Notes: Nothing is collected. The classroom plan, sketch 1, and sketch 2 go in the new project folder in order, labeled, stacked by period. That folder is turned in with the project in Lesson 4.15.</w:t>
-      </w:r>
-    </w:p>
-    <w:p>
-      <w:pPr>
-        <w:pStyle w:val="Heading1"/>
-      </w:pPr>
-      <w:bookmarkStart w:id="35" w:name="day-2"/>
-      <w:r>
-        <w:t xml:space="preserve">Day 2</w:t>
-      </w:r>
-      <w:bookmarkEnd w:id="35"/>
-    </w:p>
-    <w:p>
-      <w:pPr>
-        <w:pStyle w:val="Heading2"/>
-      </w:pPr>
-      <w:bookmarkStart w:id="36" w:name="slide-14-do-now"/>
-      <w:r>
-        <w:t xml:space="preserve">Slide 14: Do now</w:t>
-      </w:r>
-      <w:bookmarkEnd w:id="36"/>
-    </w:p>
-    <w:p>
-      <w:pPr>
-        <w:numPr>
-          <w:ilvl w:val="0"/>
-          <w:numId w:val="1014"/>
-        </w:numPr>
-        <w:pStyle w:val="Compact"/>
-      </w:pPr>
-      <w:r>
-        <w:t xml:space="preserve">A bedroom is 10 feet by 11 feet. Draw it at 1/4 inch equals 1 foot.</w:t>
-      </w:r>
-    </w:p>
-    <w:p>
-      <w:pPr>
-        <w:numPr>
-          <w:ilvl w:val="0"/>
-          <w:numId w:val="1014"/>
-        </w:numPr>
-        <w:pStyle w:val="Compact"/>
-      </w:pPr>
-      <w:r>
-        <w:t xml:space="preserve">Put a 3-foot door on a short wall, with its swing</w:t>
-      </w:r>
-    </w:p>
-    <w:p>
-      <w:pPr>
-        <w:numPr>
-          <w:ilvl w:val="0"/>
-          <w:numId w:val="1014"/>
-        </w:numPr>
-        <w:pStyle w:val="Compact"/>
-      </w:pPr>
-      <w:r>
-        <w:t xml:space="preserve">Put a 4-foot window on a long wall</w:t>
-      </w:r>
-    </w:p>
-    <w:p>
-      <w:pPr>
-        <w:numPr>
-          <w:ilvl w:val="0"/>
-          <w:numId w:val="1014"/>
-        </w:numPr>
-        <w:pStyle w:val="Compact"/>
-      </w:pPr>
-      <w:r>
-        <w:t xml:space="preserve">Label the scale in the corner</w:t>
-      </w:r>
-    </w:p>
-    <w:p>
-      <w:pPr>
-        <w:numPr>
-          <w:ilvl w:val="0"/>
-          <w:numId w:val="1014"/>
-        </w:numPr>
-        <w:pStyle w:val="Compact"/>
-      </w:pPr>
-      <w:r>
-        <w:t xml:space="preserve">Two minutes to draw, one to trade and check: is the swing drawn, and is 10 feet 10 squares?</w:t>
-      </w:r>
-      <w:r>
-        <w:t xml:space="preserve"> </w:t>
-      </w:r>
-      <w:r>
-        <w:t xml:space="preserve">Notes: Sketch 3 of the stack. Today’s hook is one line: yesterday you measured a room somebody else built; today you draw the room you sleep in, and then you find the one thing in it that is in the way.</w:t>
-      </w:r>
-    </w:p>
-    <w:p>
-      <w:pPr>
-        <w:pStyle w:val="Heading2"/>
-      </w:pPr>
-      <w:bookmarkStart w:id="37" w:name="slide-15-your-own-bedroom-or-this-one"/>
-      <w:r>
-        <w:t xml:space="preserve">Slide 15: Your own bedroom, or this one</w:t>
-      </w:r>
-      <w:bookmarkEnd w:id="37"/>
-    </w:p>
-    <w:p>
-      <w:pPr>
-        <w:numPr>
-          <w:ilvl w:val="0"/>
-          <w:numId w:val="1015"/>
-        </w:numPr>
-        <w:pStyle w:val="Compact"/>
-      </w:pPr>
-      <w:r>
-        <w:t xml:space="preserve">Your choice, said out loud before anyone starts</w:t>
-      </w:r>
-    </w:p>
-    <w:p>
-      <w:pPr>
-        <w:numPr>
-          <w:ilvl w:val="0"/>
-          <w:numId w:val="1015"/>
-        </w:numPr>
-        <w:pStyle w:val="Compact"/>
-      </w:pPr>
-      <w:r>
-        <w:t xml:space="preserve">Draw your own bedroom from measurements you remember or estimate</w:t>
-      </w:r>
-    </w:p>
-    <w:p>
-      <w:pPr>
-        <w:numPr>
-          <w:ilvl w:val="0"/>
-          <w:numId w:val="1015"/>
-        </w:numPr>
-        <w:pStyle w:val="Compact"/>
-      </w:pPr>
-      <w:r>
-        <w:t xml:space="preserve">Or draw this one: 11 feet by 12 feet, a 3-foot door on a short wall, a 4-foot window centered on the far long wall, a 2 by 5 closet</w:t>
-      </w:r>
-    </w:p>
-    <w:p>
-      <w:pPr>
-        <w:numPr>
-          <w:ilvl w:val="0"/>
-          <w:numId w:val="1015"/>
-        </w:numPr>
-        <w:pStyle w:val="Compact"/>
-      </w:pPr>
-      <w:r>
-        <w:t xml:space="preserve">Nobody is asked to say anything about their home. No bedroom is shown to the class unless you offer it.</w:t>
-      </w:r>
-      <w:r>
-        <w:t xml:space="preserve"> </w:t>
-      </w:r>
-      <w:r>
-        <w:t xml:space="preserve">Image: the described bedroom drawn to scale with the closet and window in place.</w:t>
-      </w:r>
-    </w:p>
-    <w:p>
-      <w:pPr>
-        <w:pStyle w:val="Heading2"/>
-      </w:pPr>
-      <w:bookmarkStart w:id="38" w:name="slide-16-estimating-honestly"/>
-      <w:r>
-        <w:t xml:space="preserve">Slide 16: Estimating honestly</w:t>
-      </w:r>
-      <w:bookmarkEnd w:id="38"/>
-    </w:p>
-    <w:p>
-      <w:pPr>
-        <w:numPr>
-          <w:ilvl w:val="0"/>
-          <w:numId w:val="1016"/>
-        </w:numPr>
-        <w:pStyle w:val="Compact"/>
-      </w:pPr>
-      <w:r>
-        <w:t xml:space="preserve">A step is about two and a half feet</w:t>
-      </w:r>
-    </w:p>
-    <w:p>
-      <w:pPr>
-        <w:numPr>
-          <w:ilvl w:val="0"/>
-          <w:numId w:val="1016"/>
-        </w:numPr>
-        <w:pStyle w:val="Compact"/>
-      </w:pPr>
-      <w:r>
-        <w:t xml:space="preserve">Five steps across is about twelve feet</w:t>
-      </w:r>
-    </w:p>
-    <w:p>
-      <w:pPr>
-        <w:numPr>
-          <w:ilvl w:val="0"/>
-          <w:numId w:val="1016"/>
-        </w:numPr>
-        <w:pStyle w:val="Compact"/>
-      </w:pPr>
-      <w:r>
-        <w:t xml:space="preserve">An estimate you can explain beats a number you made up</w:t>
-      </w:r>
-    </w:p>
-    <w:p>
-      <w:pPr>
-        <w:numPr>
-          <w:ilvl w:val="0"/>
-          <w:numId w:val="1016"/>
-        </w:numPr>
-        <w:pStyle w:val="Compact"/>
-      </w:pPr>
-      <w:r>
-        <w:t xml:space="preserve">Write the four wall lengths in feet along the walls</w:t>
-      </w:r>
-      <w:r>
-        <w:t xml:space="preserve"> </w:t>
-      </w:r>
-      <w:r>
-        <w:t xml:space="preserve">Notes: Eleven minutes on this step. Clipboard check, two lines: scale written in the corner, door swing drawn into the room.</w:t>
-      </w:r>
-    </w:p>
-    <w:p>
-      <w:pPr>
-        <w:pStyle w:val="Heading2"/>
-      </w:pPr>
-      <w:bookmarkStart w:id="39" w:name="slide-17-furniture-at-scale"/>
-      <w:r>
-        <w:t xml:space="preserve">Slide 17: Furniture at scale</w:t>
-      </w:r>
-      <w:bookmarkEnd w:id="39"/>
-    </w:p>
-    <w:p>
-      <w:pPr>
-        <w:numPr>
-          <w:ilvl w:val="0"/>
-          <w:numId w:val="1017"/>
-        </w:numPr>
-        <w:pStyle w:val="Compact"/>
-      </w:pPr>
-      <w:r>
-        <w:t xml:space="preserve">Every cut-out is drawn at the same 1/4 inch equals 1 foot, with its real size printed on it</w:t>
-      </w:r>
-    </w:p>
-    <w:p>
-      <w:pPr>
-        <w:numPr>
-          <w:ilvl w:val="0"/>
-          <w:numId w:val="1017"/>
-        </w:numPr>
-        <w:pStyle w:val="Compact"/>
-      </w:pPr>
-      <w:r>
-        <w:t xml:space="preserve">The cut-out and your room are the same scale, or nothing you learn here is true</w:t>
-      </w:r>
-    </w:p>
-    <w:p>
-      <w:pPr>
-        <w:numPr>
-          <w:ilvl w:val="0"/>
-          <w:numId w:val="1017"/>
-        </w:numPr>
-        <w:pStyle w:val="Compact"/>
-      </w:pPr>
-      <w:r>
-        <w:t xml:space="preserve">Place a bed, one storage piece, and one more piece the room needs</w:t>
-      </w:r>
-    </w:p>
-    <w:p>
-      <w:pPr>
-        <w:numPr>
-          <w:ilvl w:val="0"/>
-          <w:numId w:val="1017"/>
-        </w:numPr>
-        <w:pStyle w:val="Compact"/>
-      </w:pPr>
-      <w:r>
-        <w:t xml:space="preserve">Pencil the four zones: sleep, work, store, move</w:t>
-      </w:r>
-      <w:r>
-        <w:t xml:space="preserve"> </w:t>
-      </w:r>
-      <w:r>
-        <w:t xml:space="preserve">Image: the cut-out sheet with a bed, a dresser, and a desk cut out and placed on a bedroom plan.</w:t>
-      </w:r>
-    </w:p>
-    <w:p>
-      <w:pPr>
-        <w:pStyle w:val="Heading2"/>
-      </w:pPr>
-      <w:bookmarkStart w:id="40" w:name="slide-18-find-the-pinch-and-fix-it"/>
-      <w:r>
-        <w:t xml:space="preserve">Slide 18: Find the pinch and fix it</w:t>
-      </w:r>
-      <w:bookmarkEnd w:id="40"/>
-    </w:p>
-    <w:p>
-      <w:pPr>
-        <w:numPr>
-          <w:ilvl w:val="0"/>
-          <w:numId w:val="1018"/>
-        </w:numPr>
-        <w:pStyle w:val="Compact"/>
-      </w:pPr>
-      <w:r>
-        <w:t xml:space="preserve">Shade every path</w:t>
-      </w:r>
-    </w:p>
-    <w:p>
-      <w:pPr>
-        <w:numPr>
-          <w:ilvl w:val="0"/>
-          <w:numId w:val="1018"/>
-        </w:numPr>
-        <w:pStyle w:val="Compact"/>
-      </w:pPr>
-      <w:r>
-        <w:t xml:space="preserve">Count the squares at the narrowest point. Write the width in inches.</w:t>
-      </w:r>
-    </w:p>
-    <w:p>
-      <w:pPr>
-        <w:numPr>
-          <w:ilvl w:val="0"/>
-          <w:numId w:val="1018"/>
-        </w:numPr>
-        <w:pStyle w:val="Compact"/>
-      </w:pPr>
-      <w:r>
-        <w:t xml:space="preserve">Find one path under 30 inches and move a piece to fix it</w:t>
-      </w:r>
-    </w:p>
-    <w:p>
-      <w:pPr>
-        <w:numPr>
-          <w:ilvl w:val="0"/>
-          <w:numId w:val="1018"/>
-        </w:numPr>
-        <w:pStyle w:val="Compact"/>
-      </w:pPr>
-      <w:r>
-        <w:t xml:space="preserve">One sentence at the bottom: what moved and why</w:t>
-      </w:r>
-    </w:p>
-    <w:p>
-      <w:pPr>
-        <w:numPr>
-          <w:ilvl w:val="0"/>
-          <w:numId w:val="1018"/>
-        </w:numPr>
-        <w:pStyle w:val="Compact"/>
-      </w:pPr>
-      <w:r>
-        <w:t xml:space="preserve">“</w:t>
-      </w:r>
-      <w:r>
-        <w:t xml:space="preserve">I moved the ___ because the path was only ___ inches wide</w:t>
-      </w:r>
-      <w:r>
-        <w:t xml:space="preserve">”</w:t>
-      </w:r>
-      <w:r>
-        <w:t xml:space="preserve"> </w:t>
-      </w:r>
-      <w:r>
-        <w:t xml:space="preserve">Notes: Seven minutes. Circulate and ask the same three questions: where is your path narrowest, how many squares, how many inches is that?</w:t>
-      </w:r>
-    </w:p>
-    <w:p>
-      <w:pPr>
-        <w:pStyle w:val="Heading2"/>
-      </w:pPr>
-      <w:bookmarkStart w:id="41" w:name="slide-19-questions-worth-asking"/>
-      <w:r>
-        <w:t xml:space="preserve">Slide 19: Questions worth asking</w:t>
-      </w:r>
-      <w:bookmarkEnd w:id="41"/>
-    </w:p>
-    <w:p>
-      <w:pPr>
-        <w:numPr>
-          <w:ilvl w:val="0"/>
-          <w:numId w:val="1019"/>
-        </w:numPr>
-        <w:pStyle w:val="Compact"/>
-      </w:pPr>
-      <w:r>
-        <w:t xml:space="preserve">Your plan has a path 22 inches wide. Who in a family would that stop, and who would not even notice?</w:t>
-      </w:r>
-    </w:p>
-    <w:p>
-      <w:pPr>
-        <w:numPr>
-          <w:ilvl w:val="0"/>
-          <w:numId w:val="1019"/>
-        </w:numPr>
-        <w:pStyle w:val="Compact"/>
-      </w:pPr>
-      <w:r>
-        <w:t xml:space="preserve">Why does a firefighter want a floor plan of this building, and what would they look at first?</w:t>
-      </w:r>
-    </w:p>
-    <w:p>
-      <w:pPr>
-        <w:numPr>
-          <w:ilvl w:val="0"/>
-          <w:numId w:val="1019"/>
-        </w:numPr>
-        <w:pStyle w:val="Compact"/>
-      </w:pPr>
-      <w:r>
-        <w:t xml:space="preserve">A landlord hands your family a plan of an apartment. What three things would you check before signing anything?</w:t>
-      </w:r>
-    </w:p>
-    <w:p>
-      <w:pPr>
-        <w:numPr>
-          <w:ilvl w:val="0"/>
-          <w:numId w:val="1019"/>
-        </w:numPr>
-        <w:pStyle w:val="Compact"/>
-      </w:pPr>
-      <w:r>
-        <w:t xml:space="preserve">Which is worse for a room: furniture that is too big, or furniture in the wrong place?</w:t>
-      </w:r>
-      <w:r>
-        <w:t xml:space="preserve"> </w:t>
-      </w:r>
-      <w:r>
-        <w:t xml:space="preserve">Notes: Take one or two. These are the questions that come back on the Unit 4 Test scenario.</w:t>
-      </w:r>
-    </w:p>
-    <w:p>
-      <w:pPr>
-        <w:pStyle w:val="Heading2"/>
-      </w:pPr>
-      <w:bookmarkStart w:id="42" w:name="slide-20-the-daily-floor-plan-do-now"/>
-      <w:r>
-        <w:t xml:space="preserve">Slide 20: The daily floor plan do now</w:t>
-      </w:r>
-      <w:bookmarkEnd w:id="42"/>
-    </w:p>
-    <w:p>
-      <w:pPr>
-        <w:numPr>
-          <w:ilvl w:val="0"/>
-          <w:numId w:val="1020"/>
-        </w:numPr>
-        <w:pStyle w:val="Compact"/>
-      </w:pPr>
-      <w:r>
-        <w:t xml:space="preserve">Starting now and running to the last build day, every period opens with a five-minute floor plan sketch</w:t>
-      </w:r>
-    </w:p>
-    <w:p>
-      <w:pPr>
-        <w:numPr>
-          <w:ilvl w:val="0"/>
-          <w:numId w:val="1020"/>
-        </w:numPr>
-        <w:pStyle w:val="Compact"/>
-      </w:pPr>
-      <w:r>
-        <w:t xml:space="preserve">I put the prompt on the board. Two minutes to draw, one to check with a neighbor.</w:t>
-      </w:r>
-    </w:p>
-    <w:p>
-      <w:pPr>
-        <w:numPr>
-          <w:ilvl w:val="0"/>
-          <w:numId w:val="1020"/>
-        </w:numPr>
-        <w:pStyle w:val="Compact"/>
-      </w:pPr>
-      <w:r>
-        <w:t xml:space="preserve">The sheet goes in your project folder. There are eleven of them.</w:t>
-      </w:r>
-    </w:p>
-    <w:p>
-      <w:pPr>
-        <w:numPr>
-          <w:ilvl w:val="0"/>
-          <w:numId w:val="1020"/>
-        </w:numPr>
-        <w:pStyle w:val="Compact"/>
-      </w:pPr>
-      <w:r>
-        <w:t xml:space="preserve">You staple the stack in order, name on the first sheet, and turn it in with the project</w:t>
-      </w:r>
-    </w:p>
-    <w:p>
-      <w:pPr>
-        <w:numPr>
-          <w:ilvl w:val="0"/>
-          <w:numId w:val="1020"/>
-        </w:numPr>
-        <w:pStyle w:val="Compact"/>
-      </w:pPr>
-      <w:r>
-        <w:t xml:space="preserve">Each one is scored complete, partial, or missing</w:t>
-      </w:r>
-      <w:r>
-        <w:t xml:space="preserve"> </w:t>
-      </w:r>
-      <w:r>
-        <w:t xml:space="preserve">Image: the prompt list from the handout, with sketches 1 to 4 checked off.</w:t>
-      </w:r>
-      <w:r>
-        <w:t xml:space="preserve"> </w:t>
-      </w:r>
-      <w:r>
-        <w:t xml:space="preserve">Notes: Hand out the prompt list so an absent student can catch up. Students mark the four already done: 1 and 2 yesterday, 3 today’s do now, 4 at the closure.</w:t>
-      </w:r>
-    </w:p>
-    <w:p>
-      <w:pPr>
-        <w:pStyle w:val="Heading2"/>
-      </w:pPr>
       <w:bookmarkStart w:id="43" w:name="X0de17cc0bb452d5b625dba02b1403008cd68ad7"/>
       <w:r>
         <w:t xml:space="preserve">Slide 21: What the software does, and does not</w:t>
@@ -1535,15 +1490,6 @@
       </w:r>
       <w:r>
         <w:t xml:space="preserve">Image: a screenshot of a browser floor plan tool with one room drawn.</w:t>
-      </w:r>
-      <w:r>
-        <w:t xml:space="preserve"> </w:t>
-      </w:r>
-      <w:r>
-        <w:rPr>
-          <w:rStyle w:val="TeacherNote"/>
-        </w:rPr>
-        <w:t xml:space="preserve">[Sal: name the tool your school allows; nobody but you needs a device for this.]</w:t>
       </w:r>
       <w:r>
         <w:t xml:space="preserve"> </w:t>
